--- a/docs/Yasir_Thesis_Chapter6.docx
+++ b/docs/Yasir_Thesis_Chapter6.docx
@@ -2312,6 +2312,12 @@
           <w:insideV w:val="nil"/>
         </w:tblBorders>
         <w:tblLayout w:type="fixed"/>
+        <w:tblCellMar>
+          <w:top w:w="50" w:type="dxa"/>
+          <w:left w:w="70" w:type="dxa"/>
+          <w:bottom w:w="50" w:type="dxa"/>
+          <w:right w:w="70" w:type="dxa"/>
+        </w:tblCellMar>
         <w:tblLook w:firstColumn="1" w:firstRow="1" w:lastColumn="0" w:lastRow="0" w:noHBand="0" w:noVBand="1" w:val="04A0"/>
       </w:tblPr>
       <w:tblGrid>
@@ -2336,11 +2342,12 @@
               <w:insideH w:val="nil"/>
               <w:insideV w:val="nil"/>
             </w:tcBorders>
+            <w:vAlign w:val="top"/>
           </w:tcPr>
           <w:p>
             <w:pPr>
               <w:keepNext/>
-              <w:spacing w:after="40" w:line="240" w:lineRule="auto"/>
+              <w:spacing w:before="40" w:after="40" w:line="240" w:lineRule="auto"/>
               <w:jc w:val="left"/>
             </w:pPr>
             <w:r>
@@ -2348,7 +2355,7 @@
                 <w:rFonts w:ascii="Palatino Linotype" w:hAnsi="Palatino Linotype" w:cs="Palatino Linotype"/>
                 <w:b/>
                 <w:color w:val="000000"/>
-                <w:sz w:val="19"/>
+                <w:sz w:val="20"/>
               </w:rPr>
             </w:r>
             <w:r>
@@ -2356,7 +2363,7 @@
                 <w:rFonts w:ascii="Palatino Linotype" w:hAnsi="Palatino Linotype" w:cs="Palatino Linotype"/>
                 <w:b/>
                 <w:color w:val="FF0000"/>
-                <w:sz w:val="19"/>
+                <w:sz w:val="20"/>
               </w:rPr>
               <w:t>Condition</w:t>
             </w:r>
@@ -2373,11 +2380,12 @@
               <w:insideH w:val="nil"/>
               <w:insideV w:val="nil"/>
             </w:tcBorders>
+            <w:vAlign w:val="top"/>
           </w:tcPr>
           <w:p>
             <w:pPr>
               <w:keepNext/>
-              <w:spacing w:after="40" w:line="240" w:lineRule="auto"/>
+              <w:spacing w:before="40" w:after="40" w:line="240" w:lineRule="auto"/>
               <w:jc w:val="left"/>
             </w:pPr>
             <w:r>
@@ -2385,7 +2393,7 @@
                 <w:rFonts w:ascii="Palatino Linotype" w:hAnsi="Palatino Linotype" w:cs="Palatino Linotype"/>
                 <w:b/>
                 <w:color w:val="000000"/>
-                <w:sz w:val="19"/>
+                <w:sz w:val="20"/>
               </w:rPr>
             </w:r>
             <w:r>
@@ -2393,7 +2401,7 @@
                 <w:rFonts w:ascii="Palatino Linotype" w:hAnsi="Palatino Linotype" w:cs="Palatino Linotype"/>
                 <w:b/>
                 <w:color w:val="FF0000"/>
-                <w:sz w:val="19"/>
+                <w:sz w:val="20"/>
               </w:rPr>
               <w:t>Check (procedure step and Algorithm 2 lines)</w:t>
             </w:r>
@@ -2410,11 +2418,12 @@
               <w:insideH w:val="nil"/>
               <w:insideV w:val="nil"/>
             </w:tcBorders>
+            <w:vAlign w:val="top"/>
           </w:tcPr>
           <w:p>
             <w:pPr>
               <w:keepNext/>
-              <w:spacing w:after="40" w:line="240" w:lineRule="auto"/>
+              <w:spacing w:before="40" w:after="40" w:line="240" w:lineRule="auto"/>
               <w:jc w:val="left"/>
             </w:pPr>
             <w:r>
@@ -2422,7 +2431,7 @@
                 <w:rFonts w:ascii="Palatino Linotype" w:hAnsi="Palatino Linotype" w:cs="Palatino Linotype"/>
                 <w:b/>
                 <w:color w:val="000000"/>
-                <w:sz w:val="19"/>
+                <w:sz w:val="20"/>
               </w:rPr>
             </w:r>
             <w:r>
@@ -2430,7 +2439,7 @@
                 <w:rFonts w:ascii="Palatino Linotype" w:hAnsi="Palatino Linotype" w:cs="Palatino Linotype"/>
                 <w:b/>
                 <w:color w:val="FF0000"/>
-                <w:sz w:val="19"/>
+                <w:sz w:val="20"/>
               </w:rPr>
               <w:t>Evidence</w:t>
             </w:r>
@@ -2447,11 +2456,12 @@
               <w:insideH w:val="nil"/>
               <w:insideV w:val="nil"/>
             </w:tcBorders>
+            <w:vAlign w:val="top"/>
           </w:tcPr>
           <w:p>
             <w:pPr>
               <w:keepNext/>
-              <w:spacing w:after="40" w:line="240" w:lineRule="auto"/>
+              <w:spacing w:before="40" w:after="40" w:line="240" w:lineRule="auto"/>
               <w:jc w:val="left"/>
             </w:pPr>
             <w:r>
@@ -2459,7 +2469,7 @@
                 <w:rFonts w:ascii="Palatino Linotype" w:hAnsi="Palatino Linotype" w:cs="Palatino Linotype"/>
                 <w:b/>
                 <w:color w:val="000000"/>
-                <w:sz w:val="19"/>
+                <w:sz w:val="20"/>
               </w:rPr>
             </w:r>
             <w:r>
@@ -2467,9 +2477,1169 @@
                 <w:rFonts w:ascii="Palatino Linotype" w:hAnsi="Palatino Linotype" w:cs="Palatino Linotype"/>
                 <w:b/>
                 <w:color w:val="FF0000"/>
-                <w:sz w:val="19"/>
+                <w:sz w:val="20"/>
               </w:rPr>
               <w:t>Result</w:t>
+            </w:r>
+          </w:p>
+        </w:tc>
+      </w:tr>
+      <w:tr>
+        <w:trPr>
+          <w:cantSplit/>
+        </w:trPr>
+        <w:tc>
+          <w:tcPr>
+            <w:tcW w:type="dxa" w:w="1361"/>
+            <w:tcBorders>
+              <w:top w:val="nil"/>
+              <w:left w:val="nil"/>
+              <w:bottom w:val="single" w:sz="4" w:color="BFBFBF" w:space="0"/>
+              <w:right w:val="nil"/>
+              <w:insideH w:val="nil"/>
+              <w:insideV w:val="nil"/>
+            </w:tcBorders>
+            <w:vAlign w:val="top"/>
+          </w:tcPr>
+          <w:p>
+            <w:pPr>
+              <w:spacing w:before="40" w:after="40" w:line="240" w:lineRule="auto"/>
+              <w:jc w:val="left"/>
+            </w:pPr>
+            <w:r>
+              <w:rPr>
+                <w:rFonts w:ascii="Palatino Linotype" w:hAnsi="Palatino Linotype" w:cs="Palatino Linotype"/>
+                <w:color w:val="000000"/>
+                <w:sz w:val="20"/>
+              </w:rPr>
+            </w:r>
+            <w:r>
+              <w:rPr>
+                <w:rFonts w:ascii="Palatino Linotype" w:hAnsi="Palatino Linotype" w:cs="Palatino Linotype"/>
+                <w:color w:val="FF0000"/>
+                <w:sz w:val="20"/>
+              </w:rPr>
+              <w:t>DID syntax</w:t>
+            </w:r>
+          </w:p>
+        </w:tc>
+        <w:tc>
+          <w:tcPr>
+            <w:tcW w:type="dxa" w:w="2494"/>
+            <w:tcBorders>
+              <w:top w:val="nil"/>
+              <w:left w:val="nil"/>
+              <w:bottom w:val="single" w:sz="4" w:color="BFBFBF" w:space="0"/>
+              <w:right w:val="nil"/>
+              <w:insideH w:val="nil"/>
+              <w:insideV w:val="nil"/>
+            </w:tcBorders>
+            <w:vAlign w:val="top"/>
+          </w:tcPr>
+          <w:p>
+            <w:pPr>
+              <w:spacing w:before="40" w:after="40" w:line="240" w:lineRule="auto"/>
+              <w:jc w:val="left"/>
+            </w:pPr>
+            <w:r>
+              <w:rPr>
+                <w:rFonts w:ascii="Palatino Linotype" w:hAnsi="Palatino Linotype" w:cs="Palatino Linotype"/>
+                <w:color w:val="000000"/>
+                <w:sz w:val="20"/>
+              </w:rPr>
+            </w:r>
+            <w:r>
+              <w:rPr>
+                <w:rFonts w:ascii="Palatino Linotype" w:hAnsi="Palatino Linotype" w:cs="Palatino Linotype"/>
+                <w:color w:val="FF0000"/>
+                <w:sz w:val="20"/>
+              </w:rPr>
+              <w:t>Steps 1 and 2 (Algorithm 2, lines 1 to 8), reduced in this stage to the syntax did:method:identifier.</w:t>
+            </w:r>
+          </w:p>
+        </w:tc>
+        <w:tc>
+          <w:tcPr>
+            <w:tcW w:type="dxa" w:w="3061"/>
+            <w:tcBorders>
+              <w:top w:val="nil"/>
+              <w:left w:val="nil"/>
+              <w:bottom w:val="single" w:sz="4" w:color="BFBFBF" w:space="0"/>
+              <w:right w:val="nil"/>
+              <w:insideH w:val="nil"/>
+              <w:insideV w:val="nil"/>
+            </w:tcBorders>
+            <w:vAlign w:val="top"/>
+          </w:tcPr>
+          <w:p>
+            <w:pPr>
+              <w:spacing w:before="40" w:after="40" w:line="240" w:lineRule="auto"/>
+              <w:jc w:val="left"/>
+            </w:pPr>
+            <w:r>
+              <w:rPr>
+                <w:rFonts w:ascii="Palatino Linotype" w:hAnsi="Palatino Linotype" w:cs="Palatino Linotype"/>
+                <w:color w:val="000000"/>
+                <w:sz w:val="20"/>
+              </w:rPr>
+            </w:r>
+            <w:r>
+              <w:rPr>
+                <w:rFonts w:ascii="Palatino Linotype" w:hAnsi="Palatino Linotype" w:cs="Palatino Linotype"/>
+                <w:color w:val="FF0000"/>
+                <w:sz w:val="20"/>
+              </w:rPr>
+              <w:t>Test test_did_syntax: nine malformed identifiers refused, among them an empty string, a missing method, an upper-case method and a space inside the identifier. Run of 11 October 2026: two DIDs typed into one field refused (Section 5.9.1).</w:t>
+            </w:r>
+          </w:p>
+        </w:tc>
+        <w:tc>
+          <w:tcPr>
+            <w:tcW w:type="dxa" w:w="1587"/>
+            <w:tcBorders>
+              <w:top w:val="nil"/>
+              <w:left w:val="nil"/>
+              <w:bottom w:val="single" w:sz="4" w:color="BFBFBF" w:space="0"/>
+              <w:right w:val="nil"/>
+              <w:insideH w:val="nil"/>
+              <w:insideV w:val="nil"/>
+            </w:tcBorders>
+            <w:vAlign w:val="top"/>
+          </w:tcPr>
+          <w:p>
+            <w:pPr>
+              <w:spacing w:before="40" w:after="40" w:line="240" w:lineRule="auto"/>
+              <w:jc w:val="left"/>
+            </w:pPr>
+            <w:r>
+              <w:rPr>
+                <w:rFonts w:ascii="Palatino Linotype" w:hAnsi="Palatino Linotype" w:cs="Palatino Linotype"/>
+                <w:color w:val="000000"/>
+                <w:sz w:val="20"/>
+              </w:rPr>
+            </w:r>
+            <w:r>
+              <w:rPr>
+                <w:rFonts w:ascii="Palatino Linotype" w:hAnsi="Palatino Linotype" w:cs="Palatino Linotype"/>
+                <w:color w:val="FF0000"/>
+                <w:sz w:val="20"/>
+              </w:rPr>
+              <w:t>Malformed identifiers refused; well-formed identifiers pass to the credential check.</w:t>
+            </w:r>
+          </w:p>
+        </w:tc>
+      </w:tr>
+      <w:tr>
+        <w:trPr>
+          <w:cantSplit/>
+        </w:trPr>
+        <w:tc>
+          <w:tcPr>
+            <w:tcW w:type="dxa" w:w="1361"/>
+            <w:tcBorders>
+              <w:top w:val="nil"/>
+              <w:left w:val="nil"/>
+              <w:bottom w:val="single" w:sz="4" w:color="BFBFBF" w:space="0"/>
+              <w:right w:val="nil"/>
+              <w:insideH w:val="nil"/>
+              <w:insideV w:val="nil"/>
+            </w:tcBorders>
+            <w:vAlign w:val="top"/>
+          </w:tcPr>
+          <w:p>
+            <w:pPr>
+              <w:spacing w:before="40" w:after="40" w:line="240" w:lineRule="auto"/>
+              <w:jc w:val="left"/>
+            </w:pPr>
+            <w:r>
+              <w:rPr>
+                <w:rFonts w:ascii="Palatino Linotype" w:hAnsi="Palatino Linotype" w:cs="Palatino Linotype"/>
+                <w:color w:val="000000"/>
+                <w:sz w:val="20"/>
+              </w:rPr>
+            </w:r>
+            <w:r>
+              <w:rPr>
+                <w:rFonts w:ascii="Palatino Linotype" w:hAnsi="Palatino Linotype" w:cs="Palatino Linotype"/>
+                <w:color w:val="FF0000"/>
+                <w:sz w:val="20"/>
+              </w:rPr>
+              <w:t>Credential found</w:t>
+            </w:r>
+          </w:p>
+        </w:tc>
+        <w:tc>
+          <w:tcPr>
+            <w:tcW w:type="dxa" w:w="2494"/>
+            <w:tcBorders>
+              <w:top w:val="nil"/>
+              <w:left w:val="nil"/>
+              <w:bottom w:val="single" w:sz="4" w:color="BFBFBF" w:space="0"/>
+              <w:right w:val="nil"/>
+              <w:insideH w:val="nil"/>
+              <w:insideV w:val="nil"/>
+            </w:tcBorders>
+            <w:vAlign w:val="top"/>
+          </w:tcPr>
+          <w:p>
+            <w:pPr>
+              <w:spacing w:before="40" w:after="40" w:line="240" w:lineRule="auto"/>
+              <w:jc w:val="left"/>
+            </w:pPr>
+            <w:r>
+              <w:rPr>
+                <w:rFonts w:ascii="Palatino Linotype" w:hAnsi="Palatino Linotype" w:cs="Palatino Linotype"/>
+                <w:color w:val="000000"/>
+                <w:sz w:val="20"/>
+              </w:rPr>
+            </w:r>
+            <w:r>
+              <w:rPr>
+                <w:rFonts w:ascii="Palatino Linotype" w:hAnsi="Palatino Linotype" w:cs="Palatino Linotype"/>
+                <w:color w:val="FF0000"/>
+                <w:sz w:val="20"/>
+              </w:rPr>
+              <w:t>Step 3 (lines 9 to 12): a credential for the DID must exist in the credential store.</w:t>
+            </w:r>
+          </w:p>
+        </w:tc>
+        <w:tc>
+          <w:tcPr>
+            <w:tcW w:type="dxa" w:w="3061"/>
+            <w:tcBorders>
+              <w:top w:val="nil"/>
+              <w:left w:val="nil"/>
+              <w:bottom w:val="single" w:sz="4" w:color="BFBFBF" w:space="0"/>
+              <w:right w:val="nil"/>
+              <w:insideH w:val="nil"/>
+              <w:insideV w:val="nil"/>
+            </w:tcBorders>
+            <w:vAlign w:val="top"/>
+          </w:tcPr>
+          <w:p>
+            <w:pPr>
+              <w:spacing w:before="40" w:after="40" w:line="240" w:lineRule="auto"/>
+              <w:jc w:val="left"/>
+            </w:pPr>
+            <w:r>
+              <w:rPr>
+                <w:rFonts w:ascii="Palatino Linotype" w:hAnsi="Palatino Linotype" w:cs="Palatino Linotype"/>
+                <w:color w:val="000000"/>
+                <w:sz w:val="20"/>
+              </w:rPr>
+            </w:r>
+            <w:r>
+              <w:rPr>
+                <w:rFonts w:ascii="Palatino Linotype" w:hAnsi="Palatino Linotype" w:cs="Palatino Linotype"/>
+                <w:color w:val="FF0000"/>
+                <w:sz w:val="20"/>
+              </w:rPr>
+              <w:t>A well-formed DID with no credential, did:hospital:999, fails VI (tests test_each_credential_condition_fails_on_its_own and A12).</w:t>
+            </w:r>
+          </w:p>
+        </w:tc>
+        <w:tc>
+          <w:tcPr>
+            <w:tcW w:type="dxa" w:w="1587"/>
+            <w:tcBorders>
+              <w:top w:val="nil"/>
+              <w:left w:val="nil"/>
+              <w:bottom w:val="single" w:sz="4" w:color="BFBFBF" w:space="0"/>
+              <w:right w:val="nil"/>
+              <w:insideH w:val="nil"/>
+              <w:insideV w:val="nil"/>
+            </w:tcBorders>
+            <w:vAlign w:val="top"/>
+          </w:tcPr>
+          <w:p>
+            <w:pPr>
+              <w:spacing w:before="40" w:after="40" w:line="240" w:lineRule="auto"/>
+              <w:jc w:val="left"/>
+            </w:pPr>
+            <w:r>
+              <w:rPr>
+                <w:rFonts w:ascii="Palatino Linotype" w:hAnsi="Palatino Linotype" w:cs="Palatino Linotype"/>
+                <w:color w:val="000000"/>
+                <w:sz w:val="20"/>
+              </w:rPr>
+            </w:r>
+            <w:r>
+              <w:rPr>
+                <w:rFonts w:ascii="Palatino Linotype" w:hAnsi="Palatino Linotype" w:cs="Palatino Linotype"/>
+                <w:color w:val="FF0000"/>
+                <w:sz w:val="20"/>
+              </w:rPr>
+              <w:t>No credential, no participation.</w:t>
+            </w:r>
+          </w:p>
+        </w:tc>
+      </w:tr>
+      <w:tr>
+        <w:trPr>
+          <w:cantSplit/>
+        </w:trPr>
+        <w:tc>
+          <w:tcPr>
+            <w:tcW w:type="dxa" w:w="1361"/>
+            <w:tcBorders>
+              <w:top w:val="nil"/>
+              <w:left w:val="nil"/>
+              <w:bottom w:val="single" w:sz="4" w:color="BFBFBF" w:space="0"/>
+              <w:right w:val="nil"/>
+              <w:insideH w:val="nil"/>
+              <w:insideV w:val="nil"/>
+            </w:tcBorders>
+            <w:vAlign w:val="top"/>
+          </w:tcPr>
+          <w:p>
+            <w:pPr>
+              <w:spacing w:before="40" w:after="40" w:line="240" w:lineRule="auto"/>
+              <w:jc w:val="left"/>
+            </w:pPr>
+            <w:r>
+              <w:rPr>
+                <w:rFonts w:ascii="Palatino Linotype" w:hAnsi="Palatino Linotype" w:cs="Palatino Linotype"/>
+                <w:color w:val="000000"/>
+                <w:sz w:val="20"/>
+              </w:rPr>
+            </w:r>
+            <w:r>
+              <w:rPr>
+                <w:rFonts w:ascii="Palatino Linotype" w:hAnsi="Palatino Linotype" w:cs="Palatino Linotype"/>
+                <w:color w:val="FF0000"/>
+                <w:sz w:val="20"/>
+              </w:rPr>
+              <w:t>Signature</w:t>
+            </w:r>
+          </w:p>
+        </w:tc>
+        <w:tc>
+          <w:tcPr>
+            <w:tcW w:type="dxa" w:w="2494"/>
+            <w:tcBorders>
+              <w:top w:val="nil"/>
+              <w:left w:val="nil"/>
+              <w:bottom w:val="single" w:sz="4" w:color="BFBFBF" w:space="0"/>
+              <w:right w:val="nil"/>
+              <w:insideH w:val="nil"/>
+              <w:insideV w:val="nil"/>
+            </w:tcBorders>
+            <w:vAlign w:val="top"/>
+          </w:tcPr>
+          <w:p>
+            <w:pPr>
+              <w:spacing w:before="40" w:after="40" w:line="240" w:lineRule="auto"/>
+              <w:jc w:val="left"/>
+            </w:pPr>
+            <w:r>
+              <w:rPr>
+                <w:rFonts w:ascii="Palatino Linotype" w:hAnsi="Palatino Linotype" w:cs="Palatino Linotype"/>
+                <w:color w:val="000000"/>
+                <w:sz w:val="20"/>
+              </w:rPr>
+            </w:r>
+            <w:r>
+              <w:rPr>
+                <w:rFonts w:ascii="Palatino Linotype" w:hAnsi="Palatino Linotype" w:cs="Palatino Linotype"/>
+                <w:color w:val="FF0000"/>
+                <w:sz w:val="20"/>
+              </w:rPr>
+              <w:t>Step 4 (lines 13 to 16): the signature must recover to the registered address of the issuer.</w:t>
+            </w:r>
+          </w:p>
+        </w:tc>
+        <w:tc>
+          <w:tcPr>
+            <w:tcW w:type="dxa" w:w="3061"/>
+            <w:tcBorders>
+              <w:top w:val="nil"/>
+              <w:left w:val="nil"/>
+              <w:bottom w:val="single" w:sz="4" w:color="BFBFBF" w:space="0"/>
+              <w:right w:val="nil"/>
+              <w:insideH w:val="nil"/>
+              <w:insideV w:val="nil"/>
+            </w:tcBorders>
+            <w:vAlign w:val="top"/>
+          </w:tcPr>
+          <w:p>
+            <w:pPr>
+              <w:spacing w:before="40" w:after="40" w:line="240" w:lineRule="auto"/>
+              <w:jc w:val="left"/>
+            </w:pPr>
+            <w:r>
+              <w:rPr>
+                <w:rFonts w:ascii="Palatino Linotype" w:hAnsi="Palatino Linotype" w:cs="Palatino Linotype"/>
+                <w:color w:val="000000"/>
+                <w:sz w:val="20"/>
+              </w:rPr>
+            </w:r>
+            <w:r>
+              <w:rPr>
+                <w:rFonts w:ascii="Palatino Linotype" w:hAnsi="Palatino Linotype" w:cs="Palatino Linotype"/>
+                <w:color w:val="FF0000"/>
+                <w:sz w:val="20"/>
+              </w:rPr>
+              <w:t>A claim changed after signing (validUntil moved to 2099) fails the signature condition; a credential signed by a key that is not the issuer’s is refused (A12).</w:t>
+            </w:r>
+          </w:p>
+        </w:tc>
+        <w:tc>
+          <w:tcPr>
+            <w:tcW w:type="dxa" w:w="1587"/>
+            <w:tcBorders>
+              <w:top w:val="nil"/>
+              <w:left w:val="nil"/>
+              <w:bottom w:val="single" w:sz="4" w:color="BFBFBF" w:space="0"/>
+              <w:right w:val="nil"/>
+              <w:insideH w:val="nil"/>
+              <w:insideV w:val="nil"/>
+            </w:tcBorders>
+            <w:vAlign w:val="top"/>
+          </w:tcPr>
+          <w:p>
+            <w:pPr>
+              <w:spacing w:before="40" w:after="40" w:line="240" w:lineRule="auto"/>
+              <w:jc w:val="left"/>
+            </w:pPr>
+            <w:r>
+              <w:rPr>
+                <w:rFonts w:ascii="Palatino Linotype" w:hAnsi="Palatino Linotype" w:cs="Palatino Linotype"/>
+                <w:color w:val="000000"/>
+                <w:sz w:val="20"/>
+              </w:rPr>
+            </w:r>
+            <w:r>
+              <w:rPr>
+                <w:rFonts w:ascii="Palatino Linotype" w:hAnsi="Palatino Linotype" w:cs="Palatino Linotype"/>
+                <w:color w:val="FF0000"/>
+                <w:sz w:val="20"/>
+              </w:rPr>
+              <w:t>Tampered and forged credentials refused.</w:t>
+            </w:r>
+          </w:p>
+        </w:tc>
+      </w:tr>
+      <w:tr>
+        <w:trPr>
+          <w:cantSplit/>
+        </w:trPr>
+        <w:tc>
+          <w:tcPr>
+            <w:tcW w:type="dxa" w:w="1361"/>
+            <w:tcBorders>
+              <w:top w:val="nil"/>
+              <w:left w:val="nil"/>
+              <w:bottom w:val="single" w:sz="4" w:color="BFBFBF" w:space="0"/>
+              <w:right w:val="nil"/>
+              <w:insideH w:val="nil"/>
+              <w:insideV w:val="nil"/>
+            </w:tcBorders>
+            <w:vAlign w:val="top"/>
+          </w:tcPr>
+          <w:p>
+            <w:pPr>
+              <w:spacing w:before="40" w:after="40" w:line="240" w:lineRule="auto"/>
+              <w:jc w:val="left"/>
+            </w:pPr>
+            <w:r>
+              <w:rPr>
+                <w:rFonts w:ascii="Palatino Linotype" w:hAnsi="Palatino Linotype" w:cs="Palatino Linotype"/>
+                <w:color w:val="000000"/>
+                <w:sz w:val="20"/>
+              </w:rPr>
+            </w:r>
+            <w:r>
+              <w:rPr>
+                <w:rFonts w:ascii="Palatino Linotype" w:hAnsi="Palatino Linotype" w:cs="Palatino Linotype"/>
+                <w:color w:val="FF0000"/>
+                <w:sz w:val="20"/>
+              </w:rPr>
+              <w:t>Issuer</w:t>
+            </w:r>
+          </w:p>
+        </w:tc>
+        <w:tc>
+          <w:tcPr>
+            <w:tcW w:type="dxa" w:w="2494"/>
+            <w:tcBorders>
+              <w:top w:val="nil"/>
+              <w:left w:val="nil"/>
+              <w:bottom w:val="single" w:sz="4" w:color="BFBFBF" w:space="0"/>
+              <w:right w:val="nil"/>
+              <w:insideH w:val="nil"/>
+              <w:insideV w:val="nil"/>
+            </w:tcBorders>
+            <w:vAlign w:val="top"/>
+          </w:tcPr>
+          <w:p>
+            <w:pPr>
+              <w:spacing w:before="40" w:after="40" w:line="240" w:lineRule="auto"/>
+              <w:jc w:val="left"/>
+            </w:pPr>
+            <w:r>
+              <w:rPr>
+                <w:rFonts w:ascii="Palatino Linotype" w:hAnsi="Palatino Linotype" w:cs="Palatino Linotype"/>
+                <w:color w:val="000000"/>
+                <w:sz w:val="20"/>
+              </w:rPr>
+            </w:r>
+            <w:r>
+              <w:rPr>
+                <w:rFonts w:ascii="Palatino Linotype" w:hAnsi="Palatino Linotype" w:cs="Palatino Linotype"/>
+                <w:color w:val="FF0000"/>
+                <w:sz w:val="20"/>
+              </w:rPr>
+              <w:t>Step 4: the issuer must be in the trusted-issuer registry.</w:t>
+            </w:r>
+          </w:p>
+        </w:tc>
+        <w:tc>
+          <w:tcPr>
+            <w:tcW w:type="dxa" w:w="3061"/>
+            <w:tcBorders>
+              <w:top w:val="nil"/>
+              <w:left w:val="nil"/>
+              <w:bottom w:val="single" w:sz="4" w:color="BFBFBF" w:space="0"/>
+              <w:right w:val="nil"/>
+              <w:insideH w:val="nil"/>
+              <w:insideV w:val="nil"/>
+            </w:tcBorders>
+            <w:vAlign w:val="top"/>
+          </w:tcPr>
+          <w:p>
+            <w:pPr>
+              <w:spacing w:before="40" w:after="40" w:line="240" w:lineRule="auto"/>
+              <w:jc w:val="left"/>
+            </w:pPr>
+            <w:r>
+              <w:rPr>
+                <w:rFonts w:ascii="Palatino Linotype" w:hAnsi="Palatino Linotype" w:cs="Palatino Linotype"/>
+                <w:color w:val="000000"/>
+                <w:sz w:val="20"/>
+              </w:rPr>
+            </w:r>
+            <w:r>
+              <w:rPr>
+                <w:rFonts w:ascii="Palatino Linotype" w:hAnsi="Palatino Linotype" w:cs="Palatino Linotype"/>
+                <w:color w:val="FF0000"/>
+                <w:sz w:val="20"/>
+              </w:rPr>
+              <w:t>A credential from did:example:other and one from an unknown issuer fail the issuer condition (tests and A12).</w:t>
+            </w:r>
+          </w:p>
+        </w:tc>
+        <w:tc>
+          <w:tcPr>
+            <w:tcW w:type="dxa" w:w="1587"/>
+            <w:tcBorders>
+              <w:top w:val="nil"/>
+              <w:left w:val="nil"/>
+              <w:bottom w:val="single" w:sz="4" w:color="BFBFBF" w:space="0"/>
+              <w:right w:val="nil"/>
+              <w:insideH w:val="nil"/>
+              <w:insideV w:val="nil"/>
+            </w:tcBorders>
+            <w:vAlign w:val="top"/>
+          </w:tcPr>
+          <w:p>
+            <w:pPr>
+              <w:spacing w:before="40" w:after="40" w:line="240" w:lineRule="auto"/>
+              <w:jc w:val="left"/>
+            </w:pPr>
+            <w:r>
+              <w:rPr>
+                <w:rFonts w:ascii="Palatino Linotype" w:hAnsi="Palatino Linotype" w:cs="Palatino Linotype"/>
+                <w:color w:val="000000"/>
+                <w:sz w:val="20"/>
+              </w:rPr>
+            </w:r>
+            <w:r>
+              <w:rPr>
+                <w:rFonts w:ascii="Palatino Linotype" w:hAnsi="Palatino Linotype" w:cs="Palatino Linotype"/>
+                <w:color w:val="FF0000"/>
+                <w:sz w:val="20"/>
+              </w:rPr>
+              <w:t>Untrusted issuers refused.</w:t>
+            </w:r>
+          </w:p>
+        </w:tc>
+      </w:tr>
+      <w:tr>
+        <w:trPr>
+          <w:cantSplit/>
+        </w:trPr>
+        <w:tc>
+          <w:tcPr>
+            <w:tcW w:type="dxa" w:w="1361"/>
+            <w:tcBorders>
+              <w:top w:val="nil"/>
+              <w:left w:val="nil"/>
+              <w:bottom w:val="single" w:sz="4" w:color="BFBFBF" w:space="0"/>
+              <w:right w:val="nil"/>
+              <w:insideH w:val="nil"/>
+              <w:insideV w:val="nil"/>
+            </w:tcBorders>
+            <w:vAlign w:val="top"/>
+          </w:tcPr>
+          <w:p>
+            <w:pPr>
+              <w:spacing w:before="40" w:after="40" w:line="240" w:lineRule="auto"/>
+              <w:jc w:val="left"/>
+            </w:pPr>
+            <w:r>
+              <w:rPr>
+                <w:rFonts w:ascii="Palatino Linotype" w:hAnsi="Palatino Linotype" w:cs="Palatino Linotype"/>
+                <w:color w:val="000000"/>
+                <w:sz w:val="20"/>
+              </w:rPr>
+            </w:r>
+            <w:r>
+              <w:rPr>
+                <w:rFonts w:ascii="Palatino Linotype" w:hAnsi="Palatino Linotype" w:cs="Palatino Linotype"/>
+                <w:color w:val="FF0000"/>
+                <w:sz w:val="20"/>
+              </w:rPr>
+              <w:t>Subject</w:t>
+            </w:r>
+          </w:p>
+        </w:tc>
+        <w:tc>
+          <w:tcPr>
+            <w:tcW w:type="dxa" w:w="2494"/>
+            <w:tcBorders>
+              <w:top w:val="nil"/>
+              <w:left w:val="nil"/>
+              <w:bottom w:val="single" w:sz="4" w:color="BFBFBF" w:space="0"/>
+              <w:right w:val="nil"/>
+              <w:insideH w:val="nil"/>
+              <w:insideV w:val="nil"/>
+            </w:tcBorders>
+            <w:vAlign w:val="top"/>
+          </w:tcPr>
+          <w:p>
+            <w:pPr>
+              <w:spacing w:before="40" w:after="40" w:line="240" w:lineRule="auto"/>
+              <w:jc w:val="left"/>
+            </w:pPr>
+            <w:r>
+              <w:rPr>
+                <w:rFonts w:ascii="Palatino Linotype" w:hAnsi="Palatino Linotype" w:cs="Palatino Linotype"/>
+                <w:color w:val="000000"/>
+                <w:sz w:val="20"/>
+              </w:rPr>
+            </w:r>
+            <w:r>
+              <w:rPr>
+                <w:rFonts w:ascii="Palatino Linotype" w:hAnsi="Palatino Linotype" w:cs="Palatino Linotype"/>
+                <w:color w:val="FF0000"/>
+                <w:sz w:val="20"/>
+              </w:rPr>
+              <w:t>Step 4: the subject of the credential must be the DID presented.</w:t>
+            </w:r>
+          </w:p>
+        </w:tc>
+        <w:tc>
+          <w:tcPr>
+            <w:tcW w:type="dxa" w:w="3061"/>
+            <w:tcBorders>
+              <w:top w:val="nil"/>
+              <w:left w:val="nil"/>
+              <w:bottom w:val="single" w:sz="4" w:color="BFBFBF" w:space="0"/>
+              <w:right w:val="nil"/>
+              <w:insideH w:val="nil"/>
+              <w:insideV w:val="nil"/>
+            </w:tcBorders>
+            <w:vAlign w:val="top"/>
+          </w:tcPr>
+          <w:p>
+            <w:pPr>
+              <w:spacing w:before="40" w:after="40" w:line="240" w:lineRule="auto"/>
+              <w:jc w:val="left"/>
+            </w:pPr>
+            <w:r>
+              <w:rPr>
+                <w:rFonts w:ascii="Palatino Linotype" w:hAnsi="Palatino Linotype" w:cs="Palatino Linotype"/>
+                <w:color w:val="000000"/>
+                <w:sz w:val="20"/>
+              </w:rPr>
+            </w:r>
+            <w:r>
+              <w:rPr>
+                <w:rFonts w:ascii="Palatino Linotype" w:hAnsi="Palatino Linotype" w:cs="Palatino Linotype"/>
+                <w:color w:val="FF0000"/>
+                <w:sz w:val="20"/>
+              </w:rPr>
+              <w:t>The credential of did:hospital:002 presented for did:hospital:001 fails the subject condition (tests and A12).</w:t>
+            </w:r>
+          </w:p>
+        </w:tc>
+        <w:tc>
+          <w:tcPr>
+            <w:tcW w:type="dxa" w:w="1587"/>
+            <w:tcBorders>
+              <w:top w:val="nil"/>
+              <w:left w:val="nil"/>
+              <w:bottom w:val="single" w:sz="4" w:color="BFBFBF" w:space="0"/>
+              <w:right w:val="nil"/>
+              <w:insideH w:val="nil"/>
+              <w:insideV w:val="nil"/>
+            </w:tcBorders>
+            <w:vAlign w:val="top"/>
+          </w:tcPr>
+          <w:p>
+            <w:pPr>
+              <w:spacing w:before="40" w:after="40" w:line="240" w:lineRule="auto"/>
+              <w:jc w:val="left"/>
+            </w:pPr>
+            <w:r>
+              <w:rPr>
+                <w:rFonts w:ascii="Palatino Linotype" w:hAnsi="Palatino Linotype" w:cs="Palatino Linotype"/>
+                <w:color w:val="000000"/>
+                <w:sz w:val="20"/>
+              </w:rPr>
+            </w:r>
+            <w:r>
+              <w:rPr>
+                <w:rFonts w:ascii="Palatino Linotype" w:hAnsi="Palatino Linotype" w:cs="Palatino Linotype"/>
+                <w:color w:val="FF0000"/>
+                <w:sz w:val="20"/>
+              </w:rPr>
+              <w:t>A credential cannot be borrowed by another DID.</w:t>
+            </w:r>
+          </w:p>
+        </w:tc>
+      </w:tr>
+      <w:tr>
+        <w:trPr>
+          <w:cantSplit/>
+        </w:trPr>
+        <w:tc>
+          <w:tcPr>
+            <w:tcW w:type="dxa" w:w="1361"/>
+            <w:tcBorders>
+              <w:top w:val="nil"/>
+              <w:left w:val="nil"/>
+              <w:bottom w:val="single" w:sz="4" w:color="BFBFBF" w:space="0"/>
+              <w:right w:val="nil"/>
+              <w:insideH w:val="nil"/>
+              <w:insideV w:val="nil"/>
+            </w:tcBorders>
+            <w:vAlign w:val="top"/>
+          </w:tcPr>
+          <w:p>
+            <w:pPr>
+              <w:spacing w:before="40" w:after="40" w:line="240" w:lineRule="auto"/>
+              <w:jc w:val="left"/>
+            </w:pPr>
+            <w:r>
+              <w:rPr>
+                <w:rFonts w:ascii="Palatino Linotype" w:hAnsi="Palatino Linotype" w:cs="Palatino Linotype"/>
+                <w:color w:val="000000"/>
+                <w:sz w:val="20"/>
+              </w:rPr>
+            </w:r>
+            <w:r>
+              <w:rPr>
+                <w:rFonts w:ascii="Palatino Linotype" w:hAnsi="Palatino Linotype" w:cs="Palatino Linotype"/>
+                <w:color w:val="FF0000"/>
+                <w:sz w:val="20"/>
+              </w:rPr>
+              <w:t>Validity period</w:t>
+            </w:r>
+          </w:p>
+        </w:tc>
+        <w:tc>
+          <w:tcPr>
+            <w:tcW w:type="dxa" w:w="2494"/>
+            <w:tcBorders>
+              <w:top w:val="nil"/>
+              <w:left w:val="nil"/>
+              <w:bottom w:val="single" w:sz="4" w:color="BFBFBF" w:space="0"/>
+              <w:right w:val="nil"/>
+              <w:insideH w:val="nil"/>
+              <w:insideV w:val="nil"/>
+            </w:tcBorders>
+            <w:vAlign w:val="top"/>
+          </w:tcPr>
+          <w:p>
+            <w:pPr>
+              <w:spacing w:before="40" w:after="40" w:line="240" w:lineRule="auto"/>
+              <w:jc w:val="left"/>
+            </w:pPr>
+            <w:r>
+              <w:rPr>
+                <w:rFonts w:ascii="Palatino Linotype" w:hAnsi="Palatino Linotype" w:cs="Palatino Linotype"/>
+                <w:color w:val="000000"/>
+                <w:sz w:val="20"/>
+              </w:rPr>
+            </w:r>
+            <w:r>
+              <w:rPr>
+                <w:rFonts w:ascii="Palatino Linotype" w:hAnsi="Palatino Linotype" w:cs="Palatino Linotype"/>
+                <w:color w:val="FF0000"/>
+                <w:sz w:val="20"/>
+              </w:rPr>
+              <w:t>Step 4: the time of the check must lie between validFrom and validUntil.</w:t>
+            </w:r>
+          </w:p>
+        </w:tc>
+        <w:tc>
+          <w:tcPr>
+            <w:tcW w:type="dxa" w:w="3061"/>
+            <w:tcBorders>
+              <w:top w:val="nil"/>
+              <w:left w:val="nil"/>
+              <w:bottom w:val="single" w:sz="4" w:color="BFBFBF" w:space="0"/>
+              <w:right w:val="nil"/>
+              <w:insideH w:val="nil"/>
+              <w:insideV w:val="nil"/>
+            </w:tcBorders>
+            <w:vAlign w:val="top"/>
+          </w:tcPr>
+          <w:p>
+            <w:pPr>
+              <w:spacing w:before="40" w:after="40" w:line="240" w:lineRule="auto"/>
+              <w:jc w:val="left"/>
+            </w:pPr>
+            <w:r>
+              <w:rPr>
+                <w:rFonts w:ascii="Palatino Linotype" w:hAnsi="Palatino Linotype" w:cs="Palatino Linotype"/>
+                <w:color w:val="000000"/>
+                <w:sz w:val="20"/>
+              </w:rPr>
+            </w:r>
+            <w:r>
+              <w:rPr>
+                <w:rFonts w:ascii="Palatino Linotype" w:hAnsi="Palatino Linotype" w:cs="Palatino Linotype"/>
+                <w:color w:val="FF0000"/>
+                <w:sz w:val="20"/>
+              </w:rPr>
+              <w:t>A check dated 1 January 2031, after the validUntil of the demo credentials, fails; an expired credential is refused (A12); the check follows the evaluation time passed to the decision function.</w:t>
+            </w:r>
+          </w:p>
+        </w:tc>
+        <w:tc>
+          <w:tcPr>
+            <w:tcW w:type="dxa" w:w="1587"/>
+            <w:tcBorders>
+              <w:top w:val="nil"/>
+              <w:left w:val="nil"/>
+              <w:bottom w:val="single" w:sz="4" w:color="BFBFBF" w:space="0"/>
+              <w:right w:val="nil"/>
+              <w:insideH w:val="nil"/>
+              <w:insideV w:val="nil"/>
+            </w:tcBorders>
+            <w:vAlign w:val="top"/>
+          </w:tcPr>
+          <w:p>
+            <w:pPr>
+              <w:spacing w:before="40" w:after="40" w:line="240" w:lineRule="auto"/>
+              <w:jc w:val="left"/>
+            </w:pPr>
+            <w:r>
+              <w:rPr>
+                <w:rFonts w:ascii="Palatino Linotype" w:hAnsi="Palatino Linotype" w:cs="Palatino Linotype"/>
+                <w:color w:val="000000"/>
+                <w:sz w:val="20"/>
+              </w:rPr>
+            </w:r>
+            <w:r>
+              <w:rPr>
+                <w:rFonts w:ascii="Palatino Linotype" w:hAnsi="Palatino Linotype" w:cs="Palatino Linotype"/>
+                <w:color w:val="FF0000"/>
+                <w:sz w:val="20"/>
+              </w:rPr>
+              <w:t>Expired credentials refused.</w:t>
+            </w:r>
+          </w:p>
+        </w:tc>
+      </w:tr>
+      <w:tr>
+        <w:trPr>
+          <w:cantSplit/>
+        </w:trPr>
+        <w:tc>
+          <w:tcPr>
+            <w:tcW w:type="dxa" w:w="1361"/>
+            <w:tcBorders>
+              <w:top w:val="nil"/>
+              <w:left w:val="nil"/>
+              <w:bottom w:val="single" w:sz="4" w:color="BFBFBF" w:space="0"/>
+              <w:right w:val="nil"/>
+              <w:insideH w:val="nil"/>
+              <w:insideV w:val="nil"/>
+            </w:tcBorders>
+            <w:vAlign w:val="top"/>
+          </w:tcPr>
+          <w:p>
+            <w:pPr>
+              <w:spacing w:before="40" w:after="40" w:line="240" w:lineRule="auto"/>
+              <w:jc w:val="left"/>
+            </w:pPr>
+            <w:r>
+              <w:rPr>
+                <w:rFonts w:ascii="Palatino Linotype" w:hAnsi="Palatino Linotype" w:cs="Palatino Linotype"/>
+                <w:color w:val="000000"/>
+                <w:sz w:val="20"/>
+              </w:rPr>
+            </w:r>
+            <w:r>
+              <w:rPr>
+                <w:rFonts w:ascii="Palatino Linotype" w:hAnsi="Palatino Linotype" w:cs="Palatino Linotype"/>
+                <w:color w:val="FF0000"/>
+                <w:sz w:val="20"/>
+              </w:rPr>
+              <w:t>Role</w:t>
+            </w:r>
+          </w:p>
+        </w:tc>
+        <w:tc>
+          <w:tcPr>
+            <w:tcW w:type="dxa" w:w="2494"/>
+            <w:tcBorders>
+              <w:top w:val="nil"/>
+              <w:left w:val="nil"/>
+              <w:bottom w:val="single" w:sz="4" w:color="BFBFBF" w:space="0"/>
+              <w:right w:val="nil"/>
+              <w:insideH w:val="nil"/>
+              <w:insideV w:val="nil"/>
+            </w:tcBorders>
+            <w:vAlign w:val="top"/>
+          </w:tcPr>
+          <w:p>
+            <w:pPr>
+              <w:spacing w:before="40" w:after="40" w:line="240" w:lineRule="auto"/>
+              <w:jc w:val="left"/>
+            </w:pPr>
+            <w:r>
+              <w:rPr>
+                <w:rFonts w:ascii="Palatino Linotype" w:hAnsi="Palatino Linotype" w:cs="Palatino Linotype"/>
+                <w:color w:val="000000"/>
+                <w:sz w:val="20"/>
+              </w:rPr>
+            </w:r>
+            <w:r>
+              <w:rPr>
+                <w:rFonts w:ascii="Palatino Linotype" w:hAnsi="Palatino Linotype" w:cs="Palatino Linotype"/>
+                <w:color w:val="FF0000"/>
+                <w:sz w:val="20"/>
+              </w:rPr>
+              <w:t>Steps 5 and 6 (lines 17 to 20): the role claim must be the role the step requires.</w:t>
+            </w:r>
+          </w:p>
+        </w:tc>
+        <w:tc>
+          <w:tcPr>
+            <w:tcW w:type="dxa" w:w="3061"/>
+            <w:tcBorders>
+              <w:top w:val="nil"/>
+              <w:left w:val="nil"/>
+              <w:bottom w:val="single" w:sz="4" w:color="BFBFBF" w:space="0"/>
+              <w:right w:val="nil"/>
+              <w:insideH w:val="nil"/>
+              <w:insideV w:val="nil"/>
+            </w:tcBorders>
+            <w:vAlign w:val="top"/>
+          </w:tcPr>
+          <w:p>
+            <w:pPr>
+              <w:spacing w:before="40" w:after="40" w:line="240" w:lineRule="auto"/>
+              <w:jc w:val="left"/>
+            </w:pPr>
+            <w:r>
+              <w:rPr>
+                <w:rFonts w:ascii="Palatino Linotype" w:hAnsi="Palatino Linotype" w:cs="Palatino Linotype"/>
+                <w:color w:val="000000"/>
+                <w:sz w:val="20"/>
+              </w:rPr>
+            </w:r>
+            <w:r>
+              <w:rPr>
+                <w:rFonts w:ascii="Palatino Linotype" w:hAnsi="Palatino Linotype" w:cs="Palatino Linotype"/>
+                <w:color w:val="FF0000"/>
+                <w:sz w:val="20"/>
+              </w:rPr>
+              <w:t>A guardian credential presented as a doctor fails the role condition; a guardian posing as the doctor is refused (A12). Each guardian credential verifies as guardian and fails as doctor, and each doctor credential the reverse.</w:t>
+            </w:r>
+          </w:p>
+        </w:tc>
+        <w:tc>
+          <w:tcPr>
+            <w:tcW w:type="dxa" w:w="1587"/>
+            <w:tcBorders>
+              <w:top w:val="nil"/>
+              <w:left w:val="nil"/>
+              <w:bottom w:val="single" w:sz="4" w:color="BFBFBF" w:space="0"/>
+              <w:right w:val="nil"/>
+              <w:insideH w:val="nil"/>
+              <w:insideV w:val="nil"/>
+            </w:tcBorders>
+            <w:vAlign w:val="top"/>
+          </w:tcPr>
+          <w:p>
+            <w:pPr>
+              <w:spacing w:before="40" w:after="40" w:line="240" w:lineRule="auto"/>
+              <w:jc w:val="left"/>
+            </w:pPr>
+            <w:r>
+              <w:rPr>
+                <w:rFonts w:ascii="Palatino Linotype" w:hAnsi="Palatino Linotype" w:cs="Palatino Linotype"/>
+                <w:color w:val="000000"/>
+                <w:sz w:val="20"/>
+              </w:rPr>
+            </w:r>
+            <w:r>
+              <w:rPr>
+                <w:rFonts w:ascii="Palatino Linotype" w:hAnsi="Palatino Linotype" w:cs="Palatino Linotype"/>
+                <w:color w:val="FF0000"/>
+                <w:sz w:val="20"/>
+              </w:rPr>
+              <w:t>Wrong role refused.</w:t>
+            </w:r>
+          </w:p>
+        </w:tc>
+      </w:tr>
+      <w:tr>
+        <w:trPr>
+          <w:cantSplit/>
+        </w:trPr>
+        <w:tc>
+          <w:tcPr>
+            <w:tcW w:type="dxa" w:w="1361"/>
+            <w:tcBorders>
+              <w:top w:val="nil"/>
+              <w:left w:val="nil"/>
+              <w:bottom w:val="single" w:sz="4" w:color="BFBFBF" w:space="0"/>
+              <w:right w:val="nil"/>
+              <w:insideH w:val="nil"/>
+              <w:insideV w:val="nil"/>
+            </w:tcBorders>
+            <w:vAlign w:val="top"/>
+          </w:tcPr>
+          <w:p>
+            <w:pPr>
+              <w:spacing w:before="40" w:after="40" w:line="240" w:lineRule="auto"/>
+              <w:jc w:val="left"/>
+            </w:pPr>
+            <w:r>
+              <w:rPr>
+                <w:rFonts w:ascii="Palatino Linotype" w:hAnsi="Palatino Linotype" w:cs="Palatino Linotype"/>
+                <w:color w:val="000000"/>
+                <w:sz w:val="20"/>
+              </w:rPr>
+            </w:r>
+            <w:r>
+              <w:rPr>
+                <w:rFonts w:ascii="Palatino Linotype" w:hAnsi="Palatino Linotype" w:cs="Palatino Linotype"/>
+                <w:color w:val="FF0000"/>
+                <w:sz w:val="20"/>
+              </w:rPr>
+              <w:t>Binding to the consent</w:t>
+            </w:r>
+          </w:p>
+        </w:tc>
+        <w:tc>
+          <w:tcPr>
+            <w:tcW w:type="dxa" w:w="2494"/>
+            <w:tcBorders>
+              <w:top w:val="nil"/>
+              <w:left w:val="nil"/>
+              <w:bottom w:val="single" w:sz="4" w:color="BFBFBF" w:space="0"/>
+              <w:right w:val="nil"/>
+              <w:insideH w:val="nil"/>
+              <w:insideV w:val="nil"/>
+            </w:tcBorders>
+            <w:vAlign w:val="top"/>
+          </w:tcPr>
+          <w:p>
+            <w:pPr>
+              <w:spacing w:before="40" w:after="40" w:line="240" w:lineRule="auto"/>
+              <w:jc w:val="left"/>
+            </w:pPr>
+            <w:r>
+              <w:rPr>
+                <w:rFonts w:ascii="Palatino Linotype" w:hAnsi="Palatino Linotype" w:cs="Palatino Linotype"/>
+                <w:color w:val="000000"/>
+                <w:sz w:val="20"/>
+              </w:rPr>
+            </w:r>
+            <w:r>
+              <w:rPr>
+                <w:rFonts w:ascii="Palatino Linotype" w:hAnsi="Palatino Linotype" w:cs="Palatino Linotype"/>
+                <w:color w:val="FF0000"/>
+                <w:sz w:val="20"/>
+              </w:rPr>
+              <w:t>Steps 6 and 7: the doctor must be the authorised doctor named in the consent.</w:t>
+            </w:r>
+          </w:p>
+        </w:tc>
+        <w:tc>
+          <w:tcPr>
+            <w:tcW w:type="dxa" w:w="3061"/>
+            <w:tcBorders>
+              <w:top w:val="nil"/>
+              <w:left w:val="nil"/>
+              <w:bottom w:val="single" w:sz="4" w:color="BFBFBF" w:space="0"/>
+              <w:right w:val="nil"/>
+              <w:insideH w:val="nil"/>
+              <w:insideV w:val="nil"/>
+            </w:tcBorders>
+            <w:vAlign w:val="top"/>
+          </w:tcPr>
+          <w:p>
+            <w:pPr>
+              <w:spacing w:before="40" w:after="40" w:line="240" w:lineRule="auto"/>
+              <w:jc w:val="left"/>
+            </w:pPr>
+            <w:r>
+              <w:rPr>
+                <w:rFonts w:ascii="Palatino Linotype" w:hAnsi="Palatino Linotype" w:cs="Palatino Linotype"/>
+                <w:color w:val="000000"/>
+                <w:sz w:val="20"/>
+              </w:rPr>
+            </w:r>
+            <w:r>
+              <w:rPr>
+                <w:rFonts w:ascii="Palatino Linotype" w:hAnsi="Palatino Linotype" w:cs="Palatino Linotype"/>
+                <w:color w:val="FF0000"/>
+                <w:sz w:val="20"/>
+              </w:rPr>
+              <w:t>Run of 11 October 2026: did:hospital:002 holds a valid doctor credential but is not the doctor of consent 18ab9b62; VI = FAIL, request DENIED at 17:42:04 (Figure 6.6). Test test_vi_binds_the_requester_to_the_consent_doctor.</w:t>
+            </w:r>
+          </w:p>
+        </w:tc>
+        <w:tc>
+          <w:tcPr>
+            <w:tcW w:type="dxa" w:w="1587"/>
+            <w:tcBorders>
+              <w:top w:val="nil"/>
+              <w:left w:val="nil"/>
+              <w:bottom w:val="single" w:sz="4" w:color="BFBFBF" w:space="0"/>
+              <w:right w:val="nil"/>
+              <w:insideH w:val="nil"/>
+              <w:insideV w:val="nil"/>
+            </w:tcBorders>
+            <w:vAlign w:val="top"/>
+          </w:tcPr>
+          <w:p>
+            <w:pPr>
+              <w:spacing w:before="40" w:after="40" w:line="240" w:lineRule="auto"/>
+              <w:jc w:val="left"/>
+            </w:pPr>
+            <w:r>
+              <w:rPr>
+                <w:rFonts w:ascii="Palatino Linotype" w:hAnsi="Palatino Linotype" w:cs="Palatino Linotype"/>
+                <w:color w:val="000000"/>
+                <w:sz w:val="20"/>
+              </w:rPr>
+            </w:r>
+            <w:r>
+              <w:rPr>
+                <w:rFonts w:ascii="Palatino Linotype" w:hAnsi="Palatino Linotype" w:cs="Palatino Linotype"/>
+                <w:color w:val="FF0000"/>
+                <w:sz w:val="20"/>
+              </w:rPr>
+              <w:t>A valid doctor is refused on a consent that does not name them; did:hospital:001 passed VI at 17:42:19.</w:t>
             </w:r>
           </w:p>
         </w:tc>
@@ -2489,26 +3659,27 @@
               <w:insideH w:val="nil"/>
               <w:insideV w:val="nil"/>
             </w:tcBorders>
+            <w:vAlign w:val="top"/>
           </w:tcPr>
           <w:p>
             <w:pPr>
-              <w:spacing w:after="40" w:line="240" w:lineRule="auto"/>
+              <w:spacing w:before="40" w:after="40" w:line="240" w:lineRule="auto"/>
               <w:jc w:val="left"/>
             </w:pPr>
             <w:r>
               <w:rPr>
                 <w:rFonts w:ascii="Palatino Linotype" w:hAnsi="Palatino Linotype" w:cs="Palatino Linotype"/>
                 <w:color w:val="000000"/>
-                <w:sz w:val="19"/>
+                <w:sz w:val="20"/>
               </w:rPr>
             </w:r>
             <w:r>
               <w:rPr>
                 <w:rFonts w:ascii="Palatino Linotype" w:hAnsi="Palatino Linotype" w:cs="Palatino Linotype"/>
                 <w:color w:val="FF0000"/>
-                <w:sz w:val="19"/>
-              </w:rPr>
-              <w:t>DID syntax</w:t>
+                <w:sz w:val="20"/>
+              </w:rPr>
+              <w:t>Evidence</w:t>
             </w:r>
           </w:p>
         </w:tc>
@@ -2523,26 +3694,27 @@
               <w:insideH w:val="nil"/>
               <w:insideV w:val="nil"/>
             </w:tcBorders>
+            <w:vAlign w:val="top"/>
           </w:tcPr>
           <w:p>
             <w:pPr>
-              <w:spacing w:after="40" w:line="240" w:lineRule="auto"/>
+              <w:spacing w:before="40" w:after="40" w:line="240" w:lineRule="auto"/>
               <w:jc w:val="left"/>
             </w:pPr>
             <w:r>
               <w:rPr>
                 <w:rFonts w:ascii="Palatino Linotype" w:hAnsi="Palatino Linotype" w:cs="Palatino Linotype"/>
                 <w:color w:val="000000"/>
-                <w:sz w:val="19"/>
+                <w:sz w:val="20"/>
               </w:rPr>
             </w:r>
             <w:r>
               <w:rPr>
                 <w:rFonts w:ascii="Palatino Linotype" w:hAnsi="Palatino Linotype" w:cs="Palatino Linotype"/>
                 <w:color w:val="FF0000"/>
-                <w:sz w:val="19"/>
-              </w:rPr>
-              <w:t>Steps 1 and 2 (Algorithm 2, lines 1 to 8), reduced in this stage to the syntax did:method:identifier.</w:t>
+                <w:sz w:val="20"/>
+              </w:rPr>
+              <w:t>Step 8 (line 21): the verification evidence is recorded.</w:t>
             </w:r>
           </w:p>
         </w:tc>
@@ -2557,26 +3729,27 @@
               <w:insideH w:val="nil"/>
               <w:insideV w:val="nil"/>
             </w:tcBorders>
+            <w:vAlign w:val="top"/>
           </w:tcPr>
           <w:p>
             <w:pPr>
-              <w:spacing w:after="40" w:line="240" w:lineRule="auto"/>
+              <w:spacing w:before="40" w:after="40" w:line="240" w:lineRule="auto"/>
               <w:jc w:val="left"/>
             </w:pPr>
             <w:r>
               <w:rPr>
                 <w:rFonts w:ascii="Palatino Linotype" w:hAnsi="Palatino Linotype" w:cs="Palatino Linotype"/>
                 <w:color w:val="000000"/>
-                <w:sz w:val="19"/>
+                <w:sz w:val="20"/>
               </w:rPr>
             </w:r>
             <w:r>
               <w:rPr>
                 <w:rFonts w:ascii="Palatino Linotype" w:hAnsi="Palatino Linotype" w:cs="Palatino Linotype"/>
                 <w:color w:val="FF0000"/>
-                <w:sz w:val="19"/>
-              </w:rPr>
-              <w:t>Test test_did_syntax: nine malformed identifiers refused, among them an empty string, a missing method, an upper-case method and a space inside the identifier. Run of 11 October 2026: two DIDs typed into one field refused (Section 5.9.1).</w:t>
+                <w:sz w:val="20"/>
+              </w:rPr>
+              <w:t>Ledger rows of the approvals at 17:41:45 and 17:41:53 carry the credential identifier and the issuer; the STATE_CHECK and DATA_ACCESS rows of 17:42:04 and 17:42:19 carry the requester DID and its credential.</w:t>
             </w:r>
           </w:p>
         </w:tc>
@@ -2591,1152 +3764,25 @@
               <w:insideH w:val="nil"/>
               <w:insideV w:val="nil"/>
             </w:tcBorders>
+            <w:vAlign w:val="top"/>
           </w:tcPr>
           <w:p>
             <w:pPr>
-              <w:spacing w:after="40" w:line="240" w:lineRule="auto"/>
+              <w:spacing w:before="40" w:after="40" w:line="240" w:lineRule="auto"/>
               <w:jc w:val="left"/>
             </w:pPr>
             <w:r>
               <w:rPr>
                 <w:rFonts w:ascii="Palatino Linotype" w:hAnsi="Palatino Linotype" w:cs="Palatino Linotype"/>
                 <w:color w:val="000000"/>
-                <w:sz w:val="19"/>
+                <w:sz w:val="20"/>
               </w:rPr>
             </w:r>
             <w:r>
               <w:rPr>
                 <w:rFonts w:ascii="Palatino Linotype" w:hAnsi="Palatino Linotype" w:cs="Palatino Linotype"/>
                 <w:color w:val="FF0000"/>
-                <w:sz w:val="19"/>
-              </w:rPr>
-              <w:t>Malformed identifiers refused; well-formed identifiers pass to the credential check.</w:t>
-            </w:r>
-          </w:p>
-        </w:tc>
-      </w:tr>
-      <w:tr>
-        <w:trPr>
-          <w:cantSplit/>
-        </w:trPr>
-        <w:tc>
-          <w:tcPr>
-            <w:tcW w:type="dxa" w:w="1361"/>
-            <w:tcBorders>
-              <w:top w:val="nil"/>
-              <w:left w:val="nil"/>
-              <w:bottom w:val="nil"/>
-              <w:right w:val="nil"/>
-              <w:insideH w:val="nil"/>
-              <w:insideV w:val="nil"/>
-            </w:tcBorders>
-          </w:tcPr>
-          <w:p>
-            <w:pPr>
-              <w:spacing w:after="40" w:line="240" w:lineRule="auto"/>
-              <w:jc w:val="left"/>
-            </w:pPr>
-            <w:r>
-              <w:rPr>
-                <w:rFonts w:ascii="Palatino Linotype" w:hAnsi="Palatino Linotype" w:cs="Palatino Linotype"/>
-                <w:color w:val="000000"/>
-                <w:sz w:val="19"/>
-              </w:rPr>
-            </w:r>
-            <w:r>
-              <w:rPr>
-                <w:rFonts w:ascii="Palatino Linotype" w:hAnsi="Palatino Linotype" w:cs="Palatino Linotype"/>
-                <w:color w:val="FF0000"/>
-                <w:sz w:val="19"/>
-              </w:rPr>
-              <w:t>Credential found</w:t>
-            </w:r>
-          </w:p>
-        </w:tc>
-        <w:tc>
-          <w:tcPr>
-            <w:tcW w:type="dxa" w:w="2494"/>
-            <w:tcBorders>
-              <w:top w:val="nil"/>
-              <w:left w:val="nil"/>
-              <w:bottom w:val="nil"/>
-              <w:right w:val="nil"/>
-              <w:insideH w:val="nil"/>
-              <w:insideV w:val="nil"/>
-            </w:tcBorders>
-          </w:tcPr>
-          <w:p>
-            <w:pPr>
-              <w:spacing w:after="40" w:line="240" w:lineRule="auto"/>
-              <w:jc w:val="left"/>
-            </w:pPr>
-            <w:r>
-              <w:rPr>
-                <w:rFonts w:ascii="Palatino Linotype" w:hAnsi="Palatino Linotype" w:cs="Palatino Linotype"/>
-                <w:color w:val="000000"/>
-                <w:sz w:val="19"/>
-              </w:rPr>
-            </w:r>
-            <w:r>
-              <w:rPr>
-                <w:rFonts w:ascii="Palatino Linotype" w:hAnsi="Palatino Linotype" w:cs="Palatino Linotype"/>
-                <w:color w:val="FF0000"/>
-                <w:sz w:val="19"/>
-              </w:rPr>
-              <w:t>Step 3 (lines 9 to 12): a credential for the DID must exist in the credential store.</w:t>
-            </w:r>
-          </w:p>
-        </w:tc>
-        <w:tc>
-          <w:tcPr>
-            <w:tcW w:type="dxa" w:w="3061"/>
-            <w:tcBorders>
-              <w:top w:val="nil"/>
-              <w:left w:val="nil"/>
-              <w:bottom w:val="nil"/>
-              <w:right w:val="nil"/>
-              <w:insideH w:val="nil"/>
-              <w:insideV w:val="nil"/>
-            </w:tcBorders>
-          </w:tcPr>
-          <w:p>
-            <w:pPr>
-              <w:spacing w:after="40" w:line="240" w:lineRule="auto"/>
-              <w:jc w:val="left"/>
-            </w:pPr>
-            <w:r>
-              <w:rPr>
-                <w:rFonts w:ascii="Palatino Linotype" w:hAnsi="Palatino Linotype" w:cs="Palatino Linotype"/>
-                <w:color w:val="000000"/>
-                <w:sz w:val="19"/>
-              </w:rPr>
-            </w:r>
-            <w:r>
-              <w:rPr>
-                <w:rFonts w:ascii="Palatino Linotype" w:hAnsi="Palatino Linotype" w:cs="Palatino Linotype"/>
-                <w:color w:val="FF0000"/>
-                <w:sz w:val="19"/>
-              </w:rPr>
-              <w:t>A well-formed DID with no credential, did:hospital:999, fails VI (tests test_each_credential_condition_fails_on_its_own and A12).</w:t>
-            </w:r>
-          </w:p>
-        </w:tc>
-        <w:tc>
-          <w:tcPr>
-            <w:tcW w:type="dxa" w:w="1587"/>
-            <w:tcBorders>
-              <w:top w:val="nil"/>
-              <w:left w:val="nil"/>
-              <w:bottom w:val="nil"/>
-              <w:right w:val="nil"/>
-              <w:insideH w:val="nil"/>
-              <w:insideV w:val="nil"/>
-            </w:tcBorders>
-          </w:tcPr>
-          <w:p>
-            <w:pPr>
-              <w:spacing w:after="40" w:line="240" w:lineRule="auto"/>
-              <w:jc w:val="left"/>
-            </w:pPr>
-            <w:r>
-              <w:rPr>
-                <w:rFonts w:ascii="Palatino Linotype" w:hAnsi="Palatino Linotype" w:cs="Palatino Linotype"/>
-                <w:color w:val="000000"/>
-                <w:sz w:val="19"/>
-              </w:rPr>
-            </w:r>
-            <w:r>
-              <w:rPr>
-                <w:rFonts w:ascii="Palatino Linotype" w:hAnsi="Palatino Linotype" w:cs="Palatino Linotype"/>
-                <w:color w:val="FF0000"/>
-                <w:sz w:val="19"/>
-              </w:rPr>
-              <w:t>No credential, no participation.</w:t>
-            </w:r>
-          </w:p>
-        </w:tc>
-      </w:tr>
-      <w:tr>
-        <w:trPr>
-          <w:cantSplit/>
-        </w:trPr>
-        <w:tc>
-          <w:tcPr>
-            <w:tcW w:type="dxa" w:w="1361"/>
-            <w:tcBorders>
-              <w:top w:val="nil"/>
-              <w:left w:val="nil"/>
-              <w:bottom w:val="nil"/>
-              <w:right w:val="nil"/>
-              <w:insideH w:val="nil"/>
-              <w:insideV w:val="nil"/>
-            </w:tcBorders>
-          </w:tcPr>
-          <w:p>
-            <w:pPr>
-              <w:spacing w:after="40" w:line="240" w:lineRule="auto"/>
-              <w:jc w:val="left"/>
-            </w:pPr>
-            <w:r>
-              <w:rPr>
-                <w:rFonts w:ascii="Palatino Linotype" w:hAnsi="Palatino Linotype" w:cs="Palatino Linotype"/>
-                <w:color w:val="000000"/>
-                <w:sz w:val="19"/>
-              </w:rPr>
-            </w:r>
-            <w:r>
-              <w:rPr>
-                <w:rFonts w:ascii="Palatino Linotype" w:hAnsi="Palatino Linotype" w:cs="Palatino Linotype"/>
-                <w:color w:val="FF0000"/>
-                <w:sz w:val="19"/>
-              </w:rPr>
-              <w:t>Signature</w:t>
-            </w:r>
-          </w:p>
-        </w:tc>
-        <w:tc>
-          <w:tcPr>
-            <w:tcW w:type="dxa" w:w="2494"/>
-            <w:tcBorders>
-              <w:top w:val="nil"/>
-              <w:left w:val="nil"/>
-              <w:bottom w:val="nil"/>
-              <w:right w:val="nil"/>
-              <w:insideH w:val="nil"/>
-              <w:insideV w:val="nil"/>
-            </w:tcBorders>
-          </w:tcPr>
-          <w:p>
-            <w:pPr>
-              <w:spacing w:after="40" w:line="240" w:lineRule="auto"/>
-              <w:jc w:val="left"/>
-            </w:pPr>
-            <w:r>
-              <w:rPr>
-                <w:rFonts w:ascii="Palatino Linotype" w:hAnsi="Palatino Linotype" w:cs="Palatino Linotype"/>
-                <w:color w:val="000000"/>
-                <w:sz w:val="19"/>
-              </w:rPr>
-            </w:r>
-            <w:r>
-              <w:rPr>
-                <w:rFonts w:ascii="Palatino Linotype" w:hAnsi="Palatino Linotype" w:cs="Palatino Linotype"/>
-                <w:color w:val="FF0000"/>
-                <w:sz w:val="19"/>
-              </w:rPr>
-              <w:t>Step 4 (lines 13 to 16): the signature must recover to the registered address of the issuer.</w:t>
-            </w:r>
-          </w:p>
-        </w:tc>
-        <w:tc>
-          <w:tcPr>
-            <w:tcW w:type="dxa" w:w="3061"/>
-            <w:tcBorders>
-              <w:top w:val="nil"/>
-              <w:left w:val="nil"/>
-              <w:bottom w:val="nil"/>
-              <w:right w:val="nil"/>
-              <w:insideH w:val="nil"/>
-              <w:insideV w:val="nil"/>
-            </w:tcBorders>
-          </w:tcPr>
-          <w:p>
-            <w:pPr>
-              <w:spacing w:after="40" w:line="240" w:lineRule="auto"/>
-              <w:jc w:val="left"/>
-            </w:pPr>
-            <w:r>
-              <w:rPr>
-                <w:rFonts w:ascii="Palatino Linotype" w:hAnsi="Palatino Linotype" w:cs="Palatino Linotype"/>
-                <w:color w:val="000000"/>
-                <w:sz w:val="19"/>
-              </w:rPr>
-            </w:r>
-            <w:r>
-              <w:rPr>
-                <w:rFonts w:ascii="Palatino Linotype" w:hAnsi="Palatino Linotype" w:cs="Palatino Linotype"/>
-                <w:color w:val="FF0000"/>
-                <w:sz w:val="19"/>
-              </w:rPr>
-              <w:t>A claim changed after signing (validUntil moved to 2099) fails the signature condition; a credential signed by a key that is not the issuer’s is refused (A12).</w:t>
-            </w:r>
-          </w:p>
-        </w:tc>
-        <w:tc>
-          <w:tcPr>
-            <w:tcW w:type="dxa" w:w="1587"/>
-            <w:tcBorders>
-              <w:top w:val="nil"/>
-              <w:left w:val="nil"/>
-              <w:bottom w:val="nil"/>
-              <w:right w:val="nil"/>
-              <w:insideH w:val="nil"/>
-              <w:insideV w:val="nil"/>
-            </w:tcBorders>
-          </w:tcPr>
-          <w:p>
-            <w:pPr>
-              <w:spacing w:after="40" w:line="240" w:lineRule="auto"/>
-              <w:jc w:val="left"/>
-            </w:pPr>
-            <w:r>
-              <w:rPr>
-                <w:rFonts w:ascii="Palatino Linotype" w:hAnsi="Palatino Linotype" w:cs="Palatino Linotype"/>
-                <w:color w:val="000000"/>
-                <w:sz w:val="19"/>
-              </w:rPr>
-            </w:r>
-            <w:r>
-              <w:rPr>
-                <w:rFonts w:ascii="Palatino Linotype" w:hAnsi="Palatino Linotype" w:cs="Palatino Linotype"/>
-                <w:color w:val="FF0000"/>
-                <w:sz w:val="19"/>
-              </w:rPr>
-              <w:t>Tampered and forged credentials refused.</w:t>
-            </w:r>
-          </w:p>
-        </w:tc>
-      </w:tr>
-      <w:tr>
-        <w:trPr>
-          <w:cantSplit/>
-        </w:trPr>
-        <w:tc>
-          <w:tcPr>
-            <w:tcW w:type="dxa" w:w="1361"/>
-            <w:tcBorders>
-              <w:top w:val="nil"/>
-              <w:left w:val="nil"/>
-              <w:bottom w:val="nil"/>
-              <w:right w:val="nil"/>
-              <w:insideH w:val="nil"/>
-              <w:insideV w:val="nil"/>
-            </w:tcBorders>
-          </w:tcPr>
-          <w:p>
-            <w:pPr>
-              <w:spacing w:after="40" w:line="240" w:lineRule="auto"/>
-              <w:jc w:val="left"/>
-            </w:pPr>
-            <w:r>
-              <w:rPr>
-                <w:rFonts w:ascii="Palatino Linotype" w:hAnsi="Palatino Linotype" w:cs="Palatino Linotype"/>
-                <w:color w:val="000000"/>
-                <w:sz w:val="19"/>
-              </w:rPr>
-            </w:r>
-            <w:r>
-              <w:rPr>
-                <w:rFonts w:ascii="Palatino Linotype" w:hAnsi="Palatino Linotype" w:cs="Palatino Linotype"/>
-                <w:color w:val="FF0000"/>
-                <w:sz w:val="19"/>
-              </w:rPr>
-              <w:t>Issuer</w:t>
-            </w:r>
-          </w:p>
-        </w:tc>
-        <w:tc>
-          <w:tcPr>
-            <w:tcW w:type="dxa" w:w="2494"/>
-            <w:tcBorders>
-              <w:top w:val="nil"/>
-              <w:left w:val="nil"/>
-              <w:bottom w:val="nil"/>
-              <w:right w:val="nil"/>
-              <w:insideH w:val="nil"/>
-              <w:insideV w:val="nil"/>
-            </w:tcBorders>
-          </w:tcPr>
-          <w:p>
-            <w:pPr>
-              <w:spacing w:after="40" w:line="240" w:lineRule="auto"/>
-              <w:jc w:val="left"/>
-            </w:pPr>
-            <w:r>
-              <w:rPr>
-                <w:rFonts w:ascii="Palatino Linotype" w:hAnsi="Palatino Linotype" w:cs="Palatino Linotype"/>
-                <w:color w:val="000000"/>
-                <w:sz w:val="19"/>
-              </w:rPr>
-            </w:r>
-            <w:r>
-              <w:rPr>
-                <w:rFonts w:ascii="Palatino Linotype" w:hAnsi="Palatino Linotype" w:cs="Palatino Linotype"/>
-                <w:color w:val="FF0000"/>
-                <w:sz w:val="19"/>
-              </w:rPr>
-              <w:t>Step 4: the issuer must be in the trusted-issuer registry.</w:t>
-            </w:r>
-          </w:p>
-        </w:tc>
-        <w:tc>
-          <w:tcPr>
-            <w:tcW w:type="dxa" w:w="3061"/>
-            <w:tcBorders>
-              <w:top w:val="nil"/>
-              <w:left w:val="nil"/>
-              <w:bottom w:val="nil"/>
-              <w:right w:val="nil"/>
-              <w:insideH w:val="nil"/>
-              <w:insideV w:val="nil"/>
-            </w:tcBorders>
-          </w:tcPr>
-          <w:p>
-            <w:pPr>
-              <w:spacing w:after="40" w:line="240" w:lineRule="auto"/>
-              <w:jc w:val="left"/>
-            </w:pPr>
-            <w:r>
-              <w:rPr>
-                <w:rFonts w:ascii="Palatino Linotype" w:hAnsi="Palatino Linotype" w:cs="Palatino Linotype"/>
-                <w:color w:val="000000"/>
-                <w:sz w:val="19"/>
-              </w:rPr>
-            </w:r>
-            <w:r>
-              <w:rPr>
-                <w:rFonts w:ascii="Palatino Linotype" w:hAnsi="Palatino Linotype" w:cs="Palatino Linotype"/>
-                <w:color w:val="FF0000"/>
-                <w:sz w:val="19"/>
-              </w:rPr>
-              <w:t>A credential from did:example:other and one from an unknown issuer fail the issuer condition (tests and A12).</w:t>
-            </w:r>
-          </w:p>
-        </w:tc>
-        <w:tc>
-          <w:tcPr>
-            <w:tcW w:type="dxa" w:w="1587"/>
-            <w:tcBorders>
-              <w:top w:val="nil"/>
-              <w:left w:val="nil"/>
-              <w:bottom w:val="nil"/>
-              <w:right w:val="nil"/>
-              <w:insideH w:val="nil"/>
-              <w:insideV w:val="nil"/>
-            </w:tcBorders>
-          </w:tcPr>
-          <w:p>
-            <w:pPr>
-              <w:spacing w:after="40" w:line="240" w:lineRule="auto"/>
-              <w:jc w:val="left"/>
-            </w:pPr>
-            <w:r>
-              <w:rPr>
-                <w:rFonts w:ascii="Palatino Linotype" w:hAnsi="Palatino Linotype" w:cs="Palatino Linotype"/>
-                <w:color w:val="000000"/>
-                <w:sz w:val="19"/>
-              </w:rPr>
-            </w:r>
-            <w:r>
-              <w:rPr>
-                <w:rFonts w:ascii="Palatino Linotype" w:hAnsi="Palatino Linotype" w:cs="Palatino Linotype"/>
-                <w:color w:val="FF0000"/>
-                <w:sz w:val="19"/>
-              </w:rPr>
-              <w:t>Untrusted issuers refused.</w:t>
-            </w:r>
-          </w:p>
-        </w:tc>
-      </w:tr>
-      <w:tr>
-        <w:trPr>
-          <w:cantSplit/>
-        </w:trPr>
-        <w:tc>
-          <w:tcPr>
-            <w:tcW w:type="dxa" w:w="1361"/>
-            <w:tcBorders>
-              <w:top w:val="nil"/>
-              <w:left w:val="nil"/>
-              <w:bottom w:val="nil"/>
-              <w:right w:val="nil"/>
-              <w:insideH w:val="nil"/>
-              <w:insideV w:val="nil"/>
-            </w:tcBorders>
-          </w:tcPr>
-          <w:p>
-            <w:pPr>
-              <w:spacing w:after="40" w:line="240" w:lineRule="auto"/>
-              <w:jc w:val="left"/>
-            </w:pPr>
-            <w:r>
-              <w:rPr>
-                <w:rFonts w:ascii="Palatino Linotype" w:hAnsi="Palatino Linotype" w:cs="Palatino Linotype"/>
-                <w:color w:val="000000"/>
-                <w:sz w:val="19"/>
-              </w:rPr>
-            </w:r>
-            <w:r>
-              <w:rPr>
-                <w:rFonts w:ascii="Palatino Linotype" w:hAnsi="Palatino Linotype" w:cs="Palatino Linotype"/>
-                <w:color w:val="FF0000"/>
-                <w:sz w:val="19"/>
-              </w:rPr>
-              <w:t>Subject</w:t>
-            </w:r>
-          </w:p>
-        </w:tc>
-        <w:tc>
-          <w:tcPr>
-            <w:tcW w:type="dxa" w:w="2494"/>
-            <w:tcBorders>
-              <w:top w:val="nil"/>
-              <w:left w:val="nil"/>
-              <w:bottom w:val="nil"/>
-              <w:right w:val="nil"/>
-              <w:insideH w:val="nil"/>
-              <w:insideV w:val="nil"/>
-            </w:tcBorders>
-          </w:tcPr>
-          <w:p>
-            <w:pPr>
-              <w:spacing w:after="40" w:line="240" w:lineRule="auto"/>
-              <w:jc w:val="left"/>
-            </w:pPr>
-            <w:r>
-              <w:rPr>
-                <w:rFonts w:ascii="Palatino Linotype" w:hAnsi="Palatino Linotype" w:cs="Palatino Linotype"/>
-                <w:color w:val="000000"/>
-                <w:sz w:val="19"/>
-              </w:rPr>
-            </w:r>
-            <w:r>
-              <w:rPr>
-                <w:rFonts w:ascii="Palatino Linotype" w:hAnsi="Palatino Linotype" w:cs="Palatino Linotype"/>
-                <w:color w:val="FF0000"/>
-                <w:sz w:val="19"/>
-              </w:rPr>
-              <w:t>Step 4: the subject of the credential must be the DID presented.</w:t>
-            </w:r>
-          </w:p>
-        </w:tc>
-        <w:tc>
-          <w:tcPr>
-            <w:tcW w:type="dxa" w:w="3061"/>
-            <w:tcBorders>
-              <w:top w:val="nil"/>
-              <w:left w:val="nil"/>
-              <w:bottom w:val="nil"/>
-              <w:right w:val="nil"/>
-              <w:insideH w:val="nil"/>
-              <w:insideV w:val="nil"/>
-            </w:tcBorders>
-          </w:tcPr>
-          <w:p>
-            <w:pPr>
-              <w:spacing w:after="40" w:line="240" w:lineRule="auto"/>
-              <w:jc w:val="left"/>
-            </w:pPr>
-            <w:r>
-              <w:rPr>
-                <w:rFonts w:ascii="Palatino Linotype" w:hAnsi="Palatino Linotype" w:cs="Palatino Linotype"/>
-                <w:color w:val="000000"/>
-                <w:sz w:val="19"/>
-              </w:rPr>
-            </w:r>
-            <w:r>
-              <w:rPr>
-                <w:rFonts w:ascii="Palatino Linotype" w:hAnsi="Palatino Linotype" w:cs="Palatino Linotype"/>
-                <w:color w:val="FF0000"/>
-                <w:sz w:val="19"/>
-              </w:rPr>
-              <w:t>The credential of did:hospital:002 presented for did:hospital:001 fails the subject condition (tests and A12).</w:t>
-            </w:r>
-          </w:p>
-        </w:tc>
-        <w:tc>
-          <w:tcPr>
-            <w:tcW w:type="dxa" w:w="1587"/>
-            <w:tcBorders>
-              <w:top w:val="nil"/>
-              <w:left w:val="nil"/>
-              <w:bottom w:val="nil"/>
-              <w:right w:val="nil"/>
-              <w:insideH w:val="nil"/>
-              <w:insideV w:val="nil"/>
-            </w:tcBorders>
-          </w:tcPr>
-          <w:p>
-            <w:pPr>
-              <w:spacing w:after="40" w:line="240" w:lineRule="auto"/>
-              <w:jc w:val="left"/>
-            </w:pPr>
-            <w:r>
-              <w:rPr>
-                <w:rFonts w:ascii="Palatino Linotype" w:hAnsi="Palatino Linotype" w:cs="Palatino Linotype"/>
-                <w:color w:val="000000"/>
-                <w:sz w:val="19"/>
-              </w:rPr>
-            </w:r>
-            <w:r>
-              <w:rPr>
-                <w:rFonts w:ascii="Palatino Linotype" w:hAnsi="Palatino Linotype" w:cs="Palatino Linotype"/>
-                <w:color w:val="FF0000"/>
-                <w:sz w:val="19"/>
-              </w:rPr>
-              <w:t>A credential cannot be borrowed by another DID.</w:t>
-            </w:r>
-          </w:p>
-        </w:tc>
-      </w:tr>
-      <w:tr>
-        <w:trPr>
-          <w:cantSplit/>
-        </w:trPr>
-        <w:tc>
-          <w:tcPr>
-            <w:tcW w:type="dxa" w:w="1361"/>
-            <w:tcBorders>
-              <w:top w:val="nil"/>
-              <w:left w:val="nil"/>
-              <w:bottom w:val="nil"/>
-              <w:right w:val="nil"/>
-              <w:insideH w:val="nil"/>
-              <w:insideV w:val="nil"/>
-            </w:tcBorders>
-          </w:tcPr>
-          <w:p>
-            <w:pPr>
-              <w:spacing w:after="40" w:line="240" w:lineRule="auto"/>
-              <w:jc w:val="left"/>
-            </w:pPr>
-            <w:r>
-              <w:rPr>
-                <w:rFonts w:ascii="Palatino Linotype" w:hAnsi="Palatino Linotype" w:cs="Palatino Linotype"/>
-                <w:color w:val="000000"/>
-                <w:sz w:val="19"/>
-              </w:rPr>
-            </w:r>
-            <w:r>
-              <w:rPr>
-                <w:rFonts w:ascii="Palatino Linotype" w:hAnsi="Palatino Linotype" w:cs="Palatino Linotype"/>
-                <w:color w:val="FF0000"/>
-                <w:sz w:val="19"/>
-              </w:rPr>
-              <w:t>Validity period</w:t>
-            </w:r>
-          </w:p>
-        </w:tc>
-        <w:tc>
-          <w:tcPr>
-            <w:tcW w:type="dxa" w:w="2494"/>
-            <w:tcBorders>
-              <w:top w:val="nil"/>
-              <w:left w:val="nil"/>
-              <w:bottom w:val="nil"/>
-              <w:right w:val="nil"/>
-              <w:insideH w:val="nil"/>
-              <w:insideV w:val="nil"/>
-            </w:tcBorders>
-          </w:tcPr>
-          <w:p>
-            <w:pPr>
-              <w:spacing w:after="40" w:line="240" w:lineRule="auto"/>
-              <w:jc w:val="left"/>
-            </w:pPr>
-            <w:r>
-              <w:rPr>
-                <w:rFonts w:ascii="Palatino Linotype" w:hAnsi="Palatino Linotype" w:cs="Palatino Linotype"/>
-                <w:color w:val="000000"/>
-                <w:sz w:val="19"/>
-              </w:rPr>
-            </w:r>
-            <w:r>
-              <w:rPr>
-                <w:rFonts w:ascii="Palatino Linotype" w:hAnsi="Palatino Linotype" w:cs="Palatino Linotype"/>
-                <w:color w:val="FF0000"/>
-                <w:sz w:val="19"/>
-              </w:rPr>
-              <w:t>Step 4: the time of the check must lie between validFrom and validUntil.</w:t>
-            </w:r>
-          </w:p>
-        </w:tc>
-        <w:tc>
-          <w:tcPr>
-            <w:tcW w:type="dxa" w:w="3061"/>
-            <w:tcBorders>
-              <w:top w:val="nil"/>
-              <w:left w:val="nil"/>
-              <w:bottom w:val="nil"/>
-              <w:right w:val="nil"/>
-              <w:insideH w:val="nil"/>
-              <w:insideV w:val="nil"/>
-            </w:tcBorders>
-          </w:tcPr>
-          <w:p>
-            <w:pPr>
-              <w:spacing w:after="40" w:line="240" w:lineRule="auto"/>
-              <w:jc w:val="left"/>
-            </w:pPr>
-            <w:r>
-              <w:rPr>
-                <w:rFonts w:ascii="Palatino Linotype" w:hAnsi="Palatino Linotype" w:cs="Palatino Linotype"/>
-                <w:color w:val="000000"/>
-                <w:sz w:val="19"/>
-              </w:rPr>
-            </w:r>
-            <w:r>
-              <w:rPr>
-                <w:rFonts w:ascii="Palatino Linotype" w:hAnsi="Palatino Linotype" w:cs="Palatino Linotype"/>
-                <w:color w:val="FF0000"/>
-                <w:sz w:val="19"/>
-              </w:rPr>
-              <w:t>A check dated 1 January 2031, after the validUntil of the demo credentials, fails; an expired credential is refused (A12); the check follows the evaluation time passed to the decision function.</w:t>
-            </w:r>
-          </w:p>
-        </w:tc>
-        <w:tc>
-          <w:tcPr>
-            <w:tcW w:type="dxa" w:w="1587"/>
-            <w:tcBorders>
-              <w:top w:val="nil"/>
-              <w:left w:val="nil"/>
-              <w:bottom w:val="nil"/>
-              <w:right w:val="nil"/>
-              <w:insideH w:val="nil"/>
-              <w:insideV w:val="nil"/>
-            </w:tcBorders>
-          </w:tcPr>
-          <w:p>
-            <w:pPr>
-              <w:spacing w:after="40" w:line="240" w:lineRule="auto"/>
-              <w:jc w:val="left"/>
-            </w:pPr>
-            <w:r>
-              <w:rPr>
-                <w:rFonts w:ascii="Palatino Linotype" w:hAnsi="Palatino Linotype" w:cs="Palatino Linotype"/>
-                <w:color w:val="000000"/>
-                <w:sz w:val="19"/>
-              </w:rPr>
-            </w:r>
-            <w:r>
-              <w:rPr>
-                <w:rFonts w:ascii="Palatino Linotype" w:hAnsi="Palatino Linotype" w:cs="Palatino Linotype"/>
-                <w:color w:val="FF0000"/>
-                <w:sz w:val="19"/>
-              </w:rPr>
-              <w:t>Expired credentials refused.</w:t>
-            </w:r>
-          </w:p>
-        </w:tc>
-      </w:tr>
-      <w:tr>
-        <w:trPr>
-          <w:cantSplit/>
-        </w:trPr>
-        <w:tc>
-          <w:tcPr>
-            <w:tcW w:type="dxa" w:w="1361"/>
-            <w:tcBorders>
-              <w:top w:val="nil"/>
-              <w:left w:val="nil"/>
-              <w:bottom w:val="nil"/>
-              <w:right w:val="nil"/>
-              <w:insideH w:val="nil"/>
-              <w:insideV w:val="nil"/>
-            </w:tcBorders>
-          </w:tcPr>
-          <w:p>
-            <w:pPr>
-              <w:spacing w:after="40" w:line="240" w:lineRule="auto"/>
-              <w:jc w:val="left"/>
-            </w:pPr>
-            <w:r>
-              <w:rPr>
-                <w:rFonts w:ascii="Palatino Linotype" w:hAnsi="Palatino Linotype" w:cs="Palatino Linotype"/>
-                <w:color w:val="000000"/>
-                <w:sz w:val="19"/>
-              </w:rPr>
-            </w:r>
-            <w:r>
-              <w:rPr>
-                <w:rFonts w:ascii="Palatino Linotype" w:hAnsi="Palatino Linotype" w:cs="Palatino Linotype"/>
-                <w:color w:val="FF0000"/>
-                <w:sz w:val="19"/>
-              </w:rPr>
-              <w:t>Role</w:t>
-            </w:r>
-          </w:p>
-        </w:tc>
-        <w:tc>
-          <w:tcPr>
-            <w:tcW w:type="dxa" w:w="2494"/>
-            <w:tcBorders>
-              <w:top w:val="nil"/>
-              <w:left w:val="nil"/>
-              <w:bottom w:val="nil"/>
-              <w:right w:val="nil"/>
-              <w:insideH w:val="nil"/>
-              <w:insideV w:val="nil"/>
-            </w:tcBorders>
-          </w:tcPr>
-          <w:p>
-            <w:pPr>
-              <w:spacing w:after="40" w:line="240" w:lineRule="auto"/>
-              <w:jc w:val="left"/>
-            </w:pPr>
-            <w:r>
-              <w:rPr>
-                <w:rFonts w:ascii="Palatino Linotype" w:hAnsi="Palatino Linotype" w:cs="Palatino Linotype"/>
-                <w:color w:val="000000"/>
-                <w:sz w:val="19"/>
-              </w:rPr>
-            </w:r>
-            <w:r>
-              <w:rPr>
-                <w:rFonts w:ascii="Palatino Linotype" w:hAnsi="Palatino Linotype" w:cs="Palatino Linotype"/>
-                <w:color w:val="FF0000"/>
-                <w:sz w:val="19"/>
-              </w:rPr>
-              <w:t>Steps 5 and 6 (lines 17 to 20): the role claim must be the role the step requires.</w:t>
-            </w:r>
-          </w:p>
-        </w:tc>
-        <w:tc>
-          <w:tcPr>
-            <w:tcW w:type="dxa" w:w="3061"/>
-            <w:tcBorders>
-              <w:top w:val="nil"/>
-              <w:left w:val="nil"/>
-              <w:bottom w:val="nil"/>
-              <w:right w:val="nil"/>
-              <w:insideH w:val="nil"/>
-              <w:insideV w:val="nil"/>
-            </w:tcBorders>
-          </w:tcPr>
-          <w:p>
-            <w:pPr>
-              <w:spacing w:after="40" w:line="240" w:lineRule="auto"/>
-              <w:jc w:val="left"/>
-            </w:pPr>
-            <w:r>
-              <w:rPr>
-                <w:rFonts w:ascii="Palatino Linotype" w:hAnsi="Palatino Linotype" w:cs="Palatino Linotype"/>
-                <w:color w:val="000000"/>
-                <w:sz w:val="19"/>
-              </w:rPr>
-            </w:r>
-            <w:r>
-              <w:rPr>
-                <w:rFonts w:ascii="Palatino Linotype" w:hAnsi="Palatino Linotype" w:cs="Palatino Linotype"/>
-                <w:color w:val="FF0000"/>
-                <w:sz w:val="19"/>
-              </w:rPr>
-              <w:t>A guardian credential presented as a doctor fails the role condition; a guardian posing as the doctor is refused (A12). Each guardian credential verifies as guardian and fails as doctor, and each doctor credential the reverse.</w:t>
-            </w:r>
-          </w:p>
-        </w:tc>
-        <w:tc>
-          <w:tcPr>
-            <w:tcW w:type="dxa" w:w="1587"/>
-            <w:tcBorders>
-              <w:top w:val="nil"/>
-              <w:left w:val="nil"/>
-              <w:bottom w:val="nil"/>
-              <w:right w:val="nil"/>
-              <w:insideH w:val="nil"/>
-              <w:insideV w:val="nil"/>
-            </w:tcBorders>
-          </w:tcPr>
-          <w:p>
-            <w:pPr>
-              <w:spacing w:after="40" w:line="240" w:lineRule="auto"/>
-              <w:jc w:val="left"/>
-            </w:pPr>
-            <w:r>
-              <w:rPr>
-                <w:rFonts w:ascii="Palatino Linotype" w:hAnsi="Palatino Linotype" w:cs="Palatino Linotype"/>
-                <w:color w:val="000000"/>
-                <w:sz w:val="19"/>
-              </w:rPr>
-            </w:r>
-            <w:r>
-              <w:rPr>
-                <w:rFonts w:ascii="Palatino Linotype" w:hAnsi="Palatino Linotype" w:cs="Palatino Linotype"/>
-                <w:color w:val="FF0000"/>
-                <w:sz w:val="19"/>
-              </w:rPr>
-              <w:t>Wrong role refused.</w:t>
-            </w:r>
-          </w:p>
-        </w:tc>
-      </w:tr>
-      <w:tr>
-        <w:trPr>
-          <w:cantSplit/>
-        </w:trPr>
-        <w:tc>
-          <w:tcPr>
-            <w:tcW w:type="dxa" w:w="1361"/>
-            <w:tcBorders>
-              <w:top w:val="nil"/>
-              <w:left w:val="nil"/>
-              <w:bottom w:val="nil"/>
-              <w:right w:val="nil"/>
-              <w:insideH w:val="nil"/>
-              <w:insideV w:val="nil"/>
-            </w:tcBorders>
-          </w:tcPr>
-          <w:p>
-            <w:pPr>
-              <w:spacing w:after="40" w:line="240" w:lineRule="auto"/>
-              <w:jc w:val="left"/>
-            </w:pPr>
-            <w:r>
-              <w:rPr>
-                <w:rFonts w:ascii="Palatino Linotype" w:hAnsi="Palatino Linotype" w:cs="Palatino Linotype"/>
-                <w:color w:val="000000"/>
-                <w:sz w:val="19"/>
-              </w:rPr>
-            </w:r>
-            <w:r>
-              <w:rPr>
-                <w:rFonts w:ascii="Palatino Linotype" w:hAnsi="Palatino Linotype" w:cs="Palatino Linotype"/>
-                <w:color w:val="FF0000"/>
-                <w:sz w:val="19"/>
-              </w:rPr>
-              <w:t>Binding to the consent</w:t>
-            </w:r>
-          </w:p>
-        </w:tc>
-        <w:tc>
-          <w:tcPr>
-            <w:tcW w:type="dxa" w:w="2494"/>
-            <w:tcBorders>
-              <w:top w:val="nil"/>
-              <w:left w:val="nil"/>
-              <w:bottom w:val="nil"/>
-              <w:right w:val="nil"/>
-              <w:insideH w:val="nil"/>
-              <w:insideV w:val="nil"/>
-            </w:tcBorders>
-          </w:tcPr>
-          <w:p>
-            <w:pPr>
-              <w:spacing w:after="40" w:line="240" w:lineRule="auto"/>
-              <w:jc w:val="left"/>
-            </w:pPr>
-            <w:r>
-              <w:rPr>
-                <w:rFonts w:ascii="Palatino Linotype" w:hAnsi="Palatino Linotype" w:cs="Palatino Linotype"/>
-                <w:color w:val="000000"/>
-                <w:sz w:val="19"/>
-              </w:rPr>
-            </w:r>
-            <w:r>
-              <w:rPr>
-                <w:rFonts w:ascii="Palatino Linotype" w:hAnsi="Palatino Linotype" w:cs="Palatino Linotype"/>
-                <w:color w:val="FF0000"/>
-                <w:sz w:val="19"/>
-              </w:rPr>
-              <w:t>Steps 6 and 7: the doctor must be the authorised doctor named in the consent.</w:t>
-            </w:r>
-          </w:p>
-        </w:tc>
-        <w:tc>
-          <w:tcPr>
-            <w:tcW w:type="dxa" w:w="3061"/>
-            <w:tcBorders>
-              <w:top w:val="nil"/>
-              <w:left w:val="nil"/>
-              <w:bottom w:val="nil"/>
-              <w:right w:val="nil"/>
-              <w:insideH w:val="nil"/>
-              <w:insideV w:val="nil"/>
-            </w:tcBorders>
-          </w:tcPr>
-          <w:p>
-            <w:pPr>
-              <w:spacing w:after="40" w:line="240" w:lineRule="auto"/>
-              <w:jc w:val="left"/>
-            </w:pPr>
-            <w:r>
-              <w:rPr>
-                <w:rFonts w:ascii="Palatino Linotype" w:hAnsi="Palatino Linotype" w:cs="Palatino Linotype"/>
-                <w:color w:val="000000"/>
-                <w:sz w:val="19"/>
-              </w:rPr>
-            </w:r>
-            <w:r>
-              <w:rPr>
-                <w:rFonts w:ascii="Palatino Linotype" w:hAnsi="Palatino Linotype" w:cs="Palatino Linotype"/>
-                <w:color w:val="FF0000"/>
-                <w:sz w:val="19"/>
-              </w:rPr>
-              <w:t>Run of 11 October 2026: did:hospital:002 holds a valid doctor credential but is not the doctor of consent 18ab9b62; VI = FAIL, request DENIED at 17:42:04 (Figure 6.6). Test test_vi_binds_the_requester_to_the_consent_doctor.</w:t>
-            </w:r>
-          </w:p>
-        </w:tc>
-        <w:tc>
-          <w:tcPr>
-            <w:tcW w:type="dxa" w:w="1587"/>
-            <w:tcBorders>
-              <w:top w:val="nil"/>
-              <w:left w:val="nil"/>
-              <w:bottom w:val="nil"/>
-              <w:right w:val="nil"/>
-              <w:insideH w:val="nil"/>
-              <w:insideV w:val="nil"/>
-            </w:tcBorders>
-          </w:tcPr>
-          <w:p>
-            <w:pPr>
-              <w:spacing w:after="40" w:line="240" w:lineRule="auto"/>
-              <w:jc w:val="left"/>
-            </w:pPr>
-            <w:r>
-              <w:rPr>
-                <w:rFonts w:ascii="Palatino Linotype" w:hAnsi="Palatino Linotype" w:cs="Palatino Linotype"/>
-                <w:color w:val="000000"/>
-                <w:sz w:val="19"/>
-              </w:rPr>
-            </w:r>
-            <w:r>
-              <w:rPr>
-                <w:rFonts w:ascii="Palatino Linotype" w:hAnsi="Palatino Linotype" w:cs="Palatino Linotype"/>
-                <w:color w:val="FF0000"/>
-                <w:sz w:val="19"/>
-              </w:rPr>
-              <w:t>A valid doctor is refused on a consent that does not name them; did:hospital:001 passed VI at 17:42:19.</w:t>
-            </w:r>
-          </w:p>
-        </w:tc>
-      </w:tr>
-      <w:tr>
-        <w:trPr>
-          <w:cantSplit/>
-        </w:trPr>
-        <w:tc>
-          <w:tcPr>
-            <w:tcW w:type="dxa" w:w="1361"/>
-            <w:tcBorders>
-              <w:top w:val="nil"/>
-              <w:left w:val="nil"/>
-              <w:bottom w:val="nil"/>
-              <w:right w:val="nil"/>
-              <w:insideH w:val="nil"/>
-              <w:insideV w:val="nil"/>
-            </w:tcBorders>
-          </w:tcPr>
-          <w:p>
-            <w:pPr>
-              <w:spacing w:after="40" w:line="240" w:lineRule="auto"/>
-              <w:jc w:val="left"/>
-            </w:pPr>
-            <w:r>
-              <w:rPr>
-                <w:rFonts w:ascii="Palatino Linotype" w:hAnsi="Palatino Linotype" w:cs="Palatino Linotype"/>
-                <w:color w:val="000000"/>
-                <w:sz w:val="19"/>
-              </w:rPr>
-            </w:r>
-            <w:r>
-              <w:rPr>
-                <w:rFonts w:ascii="Palatino Linotype" w:hAnsi="Palatino Linotype" w:cs="Palatino Linotype"/>
-                <w:color w:val="FF0000"/>
-                <w:sz w:val="19"/>
-              </w:rPr>
-              <w:t>Evidence</w:t>
-            </w:r>
-          </w:p>
-        </w:tc>
-        <w:tc>
-          <w:tcPr>
-            <w:tcW w:type="dxa" w:w="2494"/>
-            <w:tcBorders>
-              <w:top w:val="nil"/>
-              <w:left w:val="nil"/>
-              <w:bottom w:val="nil"/>
-              <w:right w:val="nil"/>
-              <w:insideH w:val="nil"/>
-              <w:insideV w:val="nil"/>
-            </w:tcBorders>
-          </w:tcPr>
-          <w:p>
-            <w:pPr>
-              <w:spacing w:after="40" w:line="240" w:lineRule="auto"/>
-              <w:jc w:val="left"/>
-            </w:pPr>
-            <w:r>
-              <w:rPr>
-                <w:rFonts w:ascii="Palatino Linotype" w:hAnsi="Palatino Linotype" w:cs="Palatino Linotype"/>
-                <w:color w:val="000000"/>
-                <w:sz w:val="19"/>
-              </w:rPr>
-            </w:r>
-            <w:r>
-              <w:rPr>
-                <w:rFonts w:ascii="Palatino Linotype" w:hAnsi="Palatino Linotype" w:cs="Palatino Linotype"/>
-                <w:color w:val="FF0000"/>
-                <w:sz w:val="19"/>
-              </w:rPr>
-              <w:t>Step 8 (line 21): the verification evidence is recorded.</w:t>
-            </w:r>
-          </w:p>
-        </w:tc>
-        <w:tc>
-          <w:tcPr>
-            <w:tcW w:type="dxa" w:w="3061"/>
-            <w:tcBorders>
-              <w:top w:val="nil"/>
-              <w:left w:val="nil"/>
-              <w:bottom w:val="nil"/>
-              <w:right w:val="nil"/>
-              <w:insideH w:val="nil"/>
-              <w:insideV w:val="nil"/>
-            </w:tcBorders>
-          </w:tcPr>
-          <w:p>
-            <w:pPr>
-              <w:spacing w:after="40" w:line="240" w:lineRule="auto"/>
-              <w:jc w:val="left"/>
-            </w:pPr>
-            <w:r>
-              <w:rPr>
-                <w:rFonts w:ascii="Palatino Linotype" w:hAnsi="Palatino Linotype" w:cs="Palatino Linotype"/>
-                <w:color w:val="000000"/>
-                <w:sz w:val="19"/>
-              </w:rPr>
-            </w:r>
-            <w:r>
-              <w:rPr>
-                <w:rFonts w:ascii="Palatino Linotype" w:hAnsi="Palatino Linotype" w:cs="Palatino Linotype"/>
-                <w:color w:val="FF0000"/>
-                <w:sz w:val="19"/>
-              </w:rPr>
-              <w:t>Ledger rows of the approvals at 17:41:45 and 17:41:53 carry the credential identifier and the issuer; the STATE_CHECK and DATA_ACCESS rows of 17:42:04 and 17:42:19 carry the requester DID and its credential.</w:t>
-            </w:r>
-          </w:p>
-        </w:tc>
-        <w:tc>
-          <w:tcPr>
-            <w:tcW w:type="dxa" w:w="1587"/>
-            <w:tcBorders>
-              <w:top w:val="nil"/>
-              <w:left w:val="nil"/>
-              <w:bottom w:val="nil"/>
-              <w:right w:val="nil"/>
-              <w:insideH w:val="nil"/>
-              <w:insideV w:val="nil"/>
-            </w:tcBorders>
-          </w:tcPr>
-          <w:p>
-            <w:pPr>
-              <w:spacing w:after="40" w:line="240" w:lineRule="auto"/>
-              <w:jc w:val="left"/>
-            </w:pPr>
-            <w:r>
-              <w:rPr>
-                <w:rFonts w:ascii="Palatino Linotype" w:hAnsi="Palatino Linotype" w:cs="Palatino Linotype"/>
-                <w:color w:val="000000"/>
-                <w:sz w:val="19"/>
-              </w:rPr>
-            </w:r>
-            <w:r>
-              <w:rPr>
-                <w:rFonts w:ascii="Palatino Linotype" w:hAnsi="Palatino Linotype" w:cs="Palatino Linotype"/>
-                <w:color w:val="FF0000"/>
-                <w:sz w:val="19"/>
+                <w:sz w:val="20"/>
               </w:rPr>
               <w:t>Every approval and every decision is traceable to a credential.</w:t>
             </w:r>
